--- a/v2/reports/exports/technical_report.docx
+++ b/v2/reports/exports/technical_report.docx
@@ -2,7 +2,7 @@
 <file path=word/document.xml><?xml version="1.0" encoding="utf-8"?>
 <w:document xmlns:w="http://schemas.openxmlformats.org/wordprocessingml/2006/main" xmlns:m="http://schemas.openxmlformats.org/officeDocument/2006/math" xmlns:r="http://schemas.openxmlformats.org/officeDocument/2006/relationships" xmlns:o="urn:schemas-microsoft-com:office:office" xmlns:v="urn:schemas-microsoft-com:vml" xmlns:w10="urn:schemas-microsoft-com:office:word" xmlns:a="http://schemas.openxmlformats.org/drawingml/2006/main" xmlns:pic="http://schemas.openxmlformats.org/drawingml/2006/picture" xmlns:wp="http://schemas.openxmlformats.org/drawingml/2006/wordprocessingDrawing">
   <w:body>
-    <w:bookmarkStart w:id="68" w:name="X9e2852df1a8e425beed67d43a8203242f5f9bfc"/>
+    <w:bookmarkStart w:id="86" w:name="X9e2852df1a8e425beed67d43a8203242f5f9bfc"/>
     <w:p>
       <w:pPr>
         <w:pStyle w:val="Heading1"/>
@@ -128,7 +128,7 @@
         <w:t xml:space="preserve"> </w:t>
       </w:r>
       <w:r>
-        <w:t xml:space="preserve">diesel-backed pivot. Section 15 details exactly why, and what the</w:t>
+        <w:t xml:space="preserve">diesel-backed pivot. Section 9 details exactly why, and what the</w:t>
       </w:r>
       <w:r>
         <w:t xml:space="preserve"> </w:t>
@@ -188,6 +188,32 @@
       </w:r>
       <w:r>
         <w:t xml:space="preserve">validity — V1’s results still describe V1’s own configuration correctly.</w:t>
+      </w:r>
+    </w:p>
+    <w:p>
+      <w:pPr>
+        <w:pStyle w:val="BodyText"/>
+      </w:pPr>
+      <w:r>
+        <w:t xml:space="preserve">Section 19 adds a follow-on demonstration: switching the diesel backup</w:t>
+      </w:r>
+      <w:r>
+        <w:t xml:space="preserve"> </w:t>
+      </w:r>
+      <w:r>
+        <w:t xml:space="preserve">back on and raising the load, to show the diesel engaging and to trace the</w:t>
+      </w:r>
+      <w:r>
+        <w:t xml:space="preserve"> </w:t>
+      </w:r>
+      <w:r>
+        <w:t xml:space="preserve">renewable-share-vs-system-LCOE trade-off curve. It is mechanistic-only and</w:t>
+      </w:r>
+      <w:r>
+        <w:t xml:space="preserve"> </w:t>
+      </w:r>
+      <w:r>
+        <w:t xml:space="preserve">does not alter or retract §1–§18’s off-grid results.</w:t>
       </w:r>
     </w:p>
     <w:bookmarkEnd w:id="20"/>
@@ -5272,7 +5298,2075 @@
       </w:r>
     </w:p>
     <w:bookmarkEnd w:id="67"/>
+    <w:bookmarkStart w:id="85" w:name="X8c728a1bbf85899d2072af3a1ea835cd99e68da"/>
+    <w:p>
+      <w:pPr>
+        <w:pStyle w:val="Heading2"/>
+      </w:pPr>
+      <w:r>
+        <w:t xml:space="preserve">19. Follow-On Demonstration: Switching the Diesel Backup On (Diesel-Hybrid)</w:t>
+      </w:r>
+    </w:p>
+    <w:p>
+      <w:pPr>
+        <w:pStyle w:val="FirstParagraph"/>
+      </w:pPr>
+      <w:r>
+        <w:rPr>
+          <w:bCs/>
+          <w:b/>
+        </w:rPr>
+        <w:t xml:space="preserve">Scope</w:t>
+      </w:r>
+      <w:r>
+        <w:t xml:space="preserve">: a focused, mechanistic-only follow-on to the off-grid study</w:t>
+      </w:r>
+      <w:r>
+        <w:t xml:space="preserve"> </w:t>
+      </w:r>
+      <w:r>
+        <w:t xml:space="preserve">above (§1–§18), added after this report’s initial completion. Does not</w:t>
+      </w:r>
+      <w:r>
+        <w:t xml:space="preserve"> </w:t>
+      </w:r>
+      <w:r>
+        <w:t xml:space="preserve">retrain the neural network or regenerate the full 5,000-scenario dataset</w:t>
+      </w:r>
+      <w:r>
+        <w:t xml:space="preserve"> </w:t>
+      </w:r>
+      <w:r>
+        <w:t xml:space="preserve">— the off-grid dataset, trained model, and every result in §1–§18 above</w:t>
+      </w:r>
+      <w:r>
+        <w:t xml:space="preserve"> </w:t>
+      </w:r>
+      <w:r>
+        <w:t xml:space="preserve">remain untouched and valid, generated under the</w:t>
+      </w:r>
+      <w:r>
+        <w:t xml:space="preserve"> </w:t>
+      </w:r>
+      <w:r>
+        <w:rPr>
+          <w:iCs/>
+          <w:i/>
+        </w:rPr>
+        <w:t xml:space="preserve">prior</w:t>
+      </w:r>
+      <w:r>
+        <w:t xml:space="preserve"> </w:t>
+      </w:r>
+      <w:r>
+        <w:t xml:space="preserve">values of</w:t>
+      </w:r>
+      <w:r>
+        <w:t xml:space="preserve"> </w:t>
+      </w:r>
+      <w:r>
+        <w:rPr>
+          <w:rStyle w:val="VerbatimChar"/>
+        </w:rPr>
+        <w:t xml:space="preserve">config/jinan.yaml</w:t>
+      </w:r>
+      <w:r>
+        <w:t xml:space="preserve">/</w:t>
+      </w:r>
+      <w:r>
+        <w:rPr>
+          <w:rStyle w:val="VerbatimChar"/>
+        </w:rPr>
+        <w:t xml:space="preserve">config/scenario_generation.yaml</w:t>
+      </w:r>
+      <w:r>
+        <w:t xml:space="preserve"> </w:t>
+      </w:r>
+      <w:r>
+        <w:t xml:space="preserve">documented in</w:t>
+      </w:r>
+      <w:r>
+        <w:t xml:space="preserve"> </w:t>
+      </w:r>
+      <w:r>
+        <w:rPr>
+          <w:rStyle w:val="VerbatimChar"/>
+        </w:rPr>
+        <w:t xml:space="preserve">v2/DIESEL_HYBRID_DEMO.md</w:t>
+      </w:r>
+      <w:r>
+        <w:t xml:space="preserve"> </w:t>
+      </w:r>
+      <w:r>
+        <w:t xml:space="preserve">and in those files’ own comments.</w:t>
+      </w:r>
+    </w:p>
+    <w:bookmarkStart w:id="68" w:name="motivation"/>
+    <w:p>
+      <w:pPr>
+        <w:pStyle w:val="Heading3"/>
+      </w:pPr>
+      <w:r>
+        <w:t xml:space="preserve">19.1 Motivation</w:t>
+      </w:r>
+    </w:p>
+    <w:p>
+      <w:pPr>
+        <w:pStyle w:val="FirstParagraph"/>
+      </w:pPr>
+      <w:r>
+        <w:t xml:space="preserve">The off-grid study left the diesel generator present in the code</w:t>
+      </w:r>
+      <w:r>
+        <w:t xml:space="preserve"> </w:t>
+      </w:r>
+      <w:r>
+        <w:t xml:space="preserve">(</w:t>
+      </w:r>
+      <w:r>
+        <w:rPr>
+          <w:rStyle w:val="VerbatimChar"/>
+        </w:rPr>
+        <w:t xml:space="preserve">src/physics/diesel.py</w:t>
+      </w:r>
+      <w:r>
+        <w:t xml:space="preserve">) but never dispatching: to meet a 99%</w:t>
+      </w:r>
+      <w:r>
+        <w:t xml:space="preserve"> </w:t>
+      </w:r>
+      <w:r>
+        <w:t xml:space="preserve">reliability target with only a small daily-cycling battery, PV and wind</w:t>
+      </w:r>
+      <w:r>
+        <w:t xml:space="preserve"> </w:t>
+      </w:r>
+      <w:r>
+        <w:t xml:space="preserve">had to be massively over-built relative to load (renewable/load ratio</w:t>
+      </w:r>
+      <w:r>
+        <w:t xml:space="preserve"> </w:t>
+      </w:r>
+      <w:r>
+        <w:t xml:space="preserve">~2.6), so roughly</w:t>
+      </w:r>
+      <w:r>
+        <w:t xml:space="preserve"> </w:t>
+      </w:r>
+      <w:r>
+        <w:rPr>
+          <w:bCs/>
+          <w:b/>
+        </w:rPr>
+        <w:t xml:space="preserve">60% of all generated renewable energy was curtailed</w:t>
+      </w:r>
+      <w:r>
+        <w:t xml:space="preserve">,</w:t>
+      </w:r>
+      <w:r>
+        <w:t xml:space="preserve"> </w:t>
+      </w:r>
+      <w:r>
+        <w:t xml:space="preserve">and diesel — sized at 1.25× peak load in every configuration — never</w:t>
+      </w:r>
+      <w:r>
+        <w:t xml:space="preserve"> </w:t>
+      </w:r>
+      <w:r>
+        <w:t xml:space="preserve">actually ran. This section switches</w:t>
+      </w:r>
+      <w:r>
+        <w:t xml:space="preserve"> </w:t>
+      </w:r>
+      <w:r>
+        <w:rPr>
+          <w:rStyle w:val="VerbatimChar"/>
+        </w:rPr>
+        <w:t xml:space="preserve">system.backup</w:t>
+      </w:r>
+      <w:r>
+        <w:t xml:space="preserve"> </w:t>
+      </w:r>
+      <w:r>
+        <w:t xml:space="preserve">to</w:t>
+      </w:r>
+      <w:r>
+        <w:t xml:space="preserve"> </w:t>
+      </w:r>
+      <w:r>
+        <w:rPr>
+          <w:rStyle w:val="VerbatimChar"/>
+        </w:rPr>
+        <w:t xml:space="preserve">"diesel"</w:t>
+      </w:r>
+      <w:r>
+        <w:t xml:space="preserve"> </w:t>
+      </w:r>
+      <w:r>
+        <w:t xml:space="preserve">and</w:t>
+      </w:r>
+      <w:r>
+        <w:t xml:space="preserve"> </w:t>
+      </w:r>
+      <w:r>
+        <w:t xml:space="preserve">raises the baseline load so the diesel backup visibly engages, producing</w:t>
+      </w:r>
+      <w:r>
+        <w:t xml:space="preserve"> </w:t>
+      </w:r>
+      <w:r>
+        <w:t xml:space="preserve">a realistic hybrid PV + wind + battery + diesel system and tracing the</w:t>
+      </w:r>
+      <w:r>
+        <w:t xml:space="preserve"> </w:t>
+      </w:r>
+      <w:r>
+        <w:t xml:space="preserve">classic renewable-share-vs-system-LCOE trade-off curve the course</w:t>
+      </w:r>
+      <w:r>
+        <w:t xml:space="preserve"> </w:t>
+      </w:r>
+      <w:r>
+        <w:t xml:space="preserve">lecture’s OptiCE material describes.</w:t>
+      </w:r>
+    </w:p>
     <w:bookmarkEnd w:id="68"/>
+    <w:bookmarkStart w:id="69" w:name="what-changed"/>
+    <w:p>
+      <w:pPr>
+        <w:pStyle w:val="Heading3"/>
+      </w:pPr>
+      <w:r>
+        <w:t xml:space="preserve">19.2 What changed</w:t>
+      </w:r>
+    </w:p>
+    <w:p>
+      <w:pPr>
+        <w:pStyle w:val="FirstParagraph"/>
+      </w:pPr>
+      <w:r>
+        <w:rPr>
+          <w:rStyle w:val="VerbatimChar"/>
+        </w:rPr>
+        <w:t xml:space="preserve">config/jinan.yaml</w:t>
+      </w:r>
+      <w:r>
+        <w:t xml:space="preserve">:</w:t>
+      </w:r>
+      <w:r>
+        <w:t xml:space="preserve"> </w:t>
+      </w:r>
+      <w:r>
+        <w:rPr>
+          <w:rStyle w:val="VerbatimChar"/>
+        </w:rPr>
+        <w:t xml:space="preserve">system.backup</w:t>
+      </w:r>
+      <w:r>
+        <w:t xml:space="preserve"> </w:t>
+      </w:r>
+      <w:r>
+        <w:t xml:space="preserve">(</w:t>
+      </w:r>
+      <w:r>
+        <w:rPr>
+          <w:rStyle w:val="VerbatimChar"/>
+        </w:rPr>
+        <w:t xml:space="preserve">none</w:t>
+      </w:r>
+      <w:r>
+        <w:t xml:space="preserve"> </w:t>
+      </w:r>
+      <w:r>
+        <w:t xml:space="preserve">→</w:t>
+      </w:r>
+      <w:r>
+        <w:t xml:space="preserve"> </w:t>
+      </w:r>
+      <w:r>
+        <w:rPr>
+          <w:rStyle w:val="VerbatimChar"/>
+        </w:rPr>
+        <w:t xml:space="preserve">diesel</w:t>
+      </w:r>
+      <w:r>
+        <w:t xml:space="preserve">), load raised from</w:t>
+      </w:r>
+      <w:r>
+        <w:t xml:space="preserve"> </w:t>
+      </w:r>
+      <w:r>
+        <w:t xml:space="preserve">1.6 to</w:t>
+      </w:r>
+      <w:r>
+        <w:t xml:space="preserve"> </w:t>
+      </w:r>
+      <w:r>
+        <w:rPr>
+          <w:bCs/>
+          <w:b/>
+        </w:rPr>
+        <w:t xml:space="preserve">4.5 GWh/year</w:t>
+      </w:r>
+      <w:r>
+        <w:t xml:space="preserve"> </w:t>
+      </w:r>
+      <w:r>
+        <w:t xml:space="preserve">at</w:t>
+      </w:r>
+      <w:r>
+        <w:t xml:space="preserve"> </w:t>
+      </w:r>
+      <w:r>
+        <w:rPr>
+          <w:bCs/>
+          <w:b/>
+        </w:rPr>
+        <w:t xml:space="preserve">1,200 kW</w:t>
+      </w:r>
+      <w:r>
+        <w:t xml:space="preserve"> </w:t>
+      </w:r>
+      <w:r>
+        <w:t xml:space="preserve">peak (PV 1,800 kWp and wind</w:t>
+      </w:r>
+      <w:r>
+        <w:t xml:space="preserve"> </w:t>
+      </w:r>
+      <w:r>
+        <w:t xml:space="preserve">1,450 kW unchanged — only load was raised).</w:t>
+      </w:r>
+      <w:r>
+        <w:t xml:space="preserve"> </w:t>
+      </w:r>
+      <w:r>
+        <w:rPr>
+          <w:rStyle w:val="VerbatimChar"/>
+        </w:rPr>
+        <w:t xml:space="preserve">config/scenario_generation.yaml</w:t>
+      </w:r>
+      <w:r>
+        <w:t xml:space="preserve">:</w:t>
+      </w:r>
+      <w:r>
+        <w:t xml:space="preserve"> </w:t>
+      </w:r>
+      <w:r>
+        <w:t xml:space="preserve">sampling ranges for</w:t>
+      </w:r>
+      <w:r>
+        <w:t xml:space="preserve"> </w:t>
+      </w:r>
+      <w:r>
+        <w:rPr>
+          <w:rStyle w:val="VerbatimChar"/>
+        </w:rPr>
+        <w:t xml:space="preserve">annual_load_kwh</w:t>
+      </w:r>
+      <w:r>
+        <w:t xml:space="preserve">/</w:t>
+      </w:r>
+      <w:r>
+        <w:rPr>
+          <w:rStyle w:val="VerbatimChar"/>
+        </w:rPr>
+        <w:t xml:space="preserve">peak_load_kw</w:t>
+      </w:r>
+      <w:r>
+        <w:t xml:space="preserve"> </w:t>
+      </w:r>
+      <w:r>
+        <w:t xml:space="preserve">widened to bracket</w:t>
+      </w:r>
+      <w:r>
+        <w:t xml:space="preserve"> </w:t>
+      </w:r>
+      <w:r>
+        <w:t xml:space="preserve">the new baseline, for a possible future full-dataset regeneration (not</w:t>
+      </w:r>
+      <w:r>
+        <w:t xml:space="preserve"> </w:t>
+      </w:r>
+      <w:r>
+        <w:t xml:space="preserve">done as part of this demonstration).</w:t>
+      </w:r>
+    </w:p>
+    <w:p>
+      <w:pPr>
+        <w:pStyle w:val="BodyText"/>
+      </w:pPr>
+      <w:r>
+        <w:t xml:space="preserve">The originally-targeted 3.0–3.5 GWh/year (renewable/load ratio ~1.2) was</w:t>
+      </w:r>
+      <w:r>
+        <w:t xml:space="preserve"> </w:t>
+      </w:r>
+      <w:r>
+        <w:t xml:space="preserve">tested first and gave only 11–16% diesel share — too faint a</w:t>
+      </w:r>
+      <w:r>
+        <w:t xml:space="preserve"> </w:t>
+      </w:r>
+      <w:r>
+        <w:t xml:space="preserve">demonstration. Six load levels were tested empirically against the actual</w:t>
+      </w:r>
+      <w:r>
+        <w:t xml:space="preserve"> </w:t>
+      </w:r>
+      <w:r>
+        <w:t xml:space="preserve">LCOE-optimal battery search (renewable share depends on hourly timing, not</w:t>
+      </w:r>
+      <w:r>
+        <w:t xml:space="preserve"> </w:t>
+      </w:r>
+      <w:r>
+        <w:t xml:space="preserve">just the annual ratio, so this had to be checked by running the optimizer,</w:t>
+      </w:r>
+      <w:r>
+        <w:t xml:space="preserve"> </w:t>
+      </w:r>
+      <w:r>
+        <w:t xml:space="preserve">not assumed):</w:t>
+      </w:r>
+    </w:p>
+    <w:tbl>
+      <w:tblPr>
+        <w:tblStyle w:val="Table"/>
+        <w:tblW w:type="pct" w:w="5000"/>
+        <w:tblLook w:firstRow="1" w:lastRow="0" w:firstColumn="0" w:lastColumn="0" w:noHBand="0" w:noVBand="0" w:val="0020"/>
+        <w:jc w:val="start"/>
+      </w:tblPr>
+      <w:tblGrid>
+        <w:gridCol w:w="1584"/>
+        <w:gridCol w:w="1584"/>
+        <w:gridCol w:w="1584"/>
+        <w:gridCol w:w="1584"/>
+        <w:gridCol w:w="1584"/>
+      </w:tblGrid>
+      <w:tr>
+        <w:trPr>
+          <w:tblHeader w:val="true"/>
+        </w:trPr>
+        <w:tc>
+          <w:tcPr/>
+          <w:p>
+            <w:pPr>
+              <w:pStyle w:val="Compact"/>
+              <w:jc w:val="left"/>
+            </w:pPr>
+            <w:r>
+              <w:t xml:space="preserve">Annual load</w:t>
+            </w:r>
+          </w:p>
+        </w:tc>
+        <w:tc>
+          <w:tcPr/>
+          <w:p>
+            <w:pPr>
+              <w:pStyle w:val="Compact"/>
+              <w:jc w:val="left"/>
+            </w:pPr>
+            <w:r>
+              <w:t xml:space="preserve">Achieved peak</w:t>
+            </w:r>
+          </w:p>
+        </w:tc>
+        <w:tc>
+          <w:tcPr/>
+          <w:p>
+            <w:pPr>
+              <w:pStyle w:val="Compact"/>
+              <w:jc w:val="left"/>
+            </w:pPr>
+            <w:r>
+              <w:t xml:space="preserve">Renewable/load ratio</w:t>
+            </w:r>
+          </w:p>
+        </w:tc>
+        <w:tc>
+          <w:tcPr/>
+          <w:p>
+            <w:pPr>
+              <w:pStyle w:val="Compact"/>
+              <w:jc w:val="left"/>
+            </w:pPr>
+            <w:r>
+              <w:t xml:space="preserve">Renewable share</w:t>
+            </w:r>
+          </w:p>
+        </w:tc>
+        <w:tc>
+          <w:tcPr/>
+          <w:p>
+            <w:pPr>
+              <w:pStyle w:val="Compact"/>
+              <w:jc w:val="left"/>
+            </w:pPr>
+            <w:r>
+              <w:t xml:space="preserve">Diesel share</w:t>
+            </w:r>
+          </w:p>
+        </w:tc>
+      </w:tr>
+      <w:tr>
+        <w:tc>
+          <w:tcPr/>
+          <w:p>
+            <w:pPr>
+              <w:pStyle w:val="Compact"/>
+              <w:jc w:val="left"/>
+            </w:pPr>
+            <w:r>
+              <w:t xml:space="preserve">3.0 GWh</w:t>
+            </w:r>
+          </w:p>
+        </w:tc>
+        <w:tc>
+          <w:tcPr/>
+          <w:p>
+            <w:pPr>
+              <w:pStyle w:val="Compact"/>
+              <w:jc w:val="left"/>
+            </w:pPr>
+            <w:r>
+              <w:t xml:space="preserve">800 kW</w:t>
+            </w:r>
+          </w:p>
+        </w:tc>
+        <w:tc>
+          <w:tcPr/>
+          <w:p>
+            <w:pPr>
+              <w:pStyle w:val="Compact"/>
+              <w:jc w:val="left"/>
+            </w:pPr>
+            <w:r>
+              <w:t xml:space="preserve">1.39</w:t>
+            </w:r>
+          </w:p>
+        </w:tc>
+        <w:tc>
+          <w:tcPr/>
+          <w:p>
+            <w:pPr>
+              <w:pStyle w:val="Compact"/>
+              <w:jc w:val="left"/>
+            </w:pPr>
+            <w:r>
+              <w:t xml:space="preserve">89.2%</w:t>
+            </w:r>
+          </w:p>
+        </w:tc>
+        <w:tc>
+          <w:tcPr/>
+          <w:p>
+            <w:pPr>
+              <w:pStyle w:val="Compact"/>
+              <w:jc w:val="left"/>
+            </w:pPr>
+            <w:r>
+              <w:t xml:space="preserve">10.8%</w:t>
+            </w:r>
+          </w:p>
+        </w:tc>
+      </w:tr>
+      <w:tr>
+        <w:tc>
+          <w:tcPr/>
+          <w:p>
+            <w:pPr>
+              <w:pStyle w:val="Compact"/>
+              <w:jc w:val="left"/>
+            </w:pPr>
+            <w:r>
+              <w:t xml:space="preserve">3.5 GWh</w:t>
+            </w:r>
+          </w:p>
+        </w:tc>
+        <w:tc>
+          <w:tcPr/>
+          <w:p>
+            <w:pPr>
+              <w:pStyle w:val="Compact"/>
+              <w:jc w:val="left"/>
+            </w:pPr>
+            <w:r>
+              <w:t xml:space="preserve">933 kW</w:t>
+            </w:r>
+          </w:p>
+        </w:tc>
+        <w:tc>
+          <w:tcPr/>
+          <w:p>
+            <w:pPr>
+              <w:pStyle w:val="Compact"/>
+              <w:jc w:val="left"/>
+            </w:pPr>
+            <w:r>
+              <w:t xml:space="preserve">1.19</w:t>
+            </w:r>
+          </w:p>
+        </w:tc>
+        <w:tc>
+          <w:tcPr/>
+          <w:p>
+            <w:pPr>
+              <w:pStyle w:val="Compact"/>
+              <w:jc w:val="left"/>
+            </w:pPr>
+            <w:r>
+              <w:t xml:space="preserve">84.0%</w:t>
+            </w:r>
+          </w:p>
+        </w:tc>
+        <w:tc>
+          <w:tcPr/>
+          <w:p>
+            <w:pPr>
+              <w:pStyle w:val="Compact"/>
+              <w:jc w:val="left"/>
+            </w:pPr>
+            <w:r>
+              <w:t xml:space="preserve">16.0%</w:t>
+            </w:r>
+          </w:p>
+        </w:tc>
+      </w:tr>
+      <w:tr>
+        <w:tc>
+          <w:tcPr/>
+          <w:p>
+            <w:pPr>
+              <w:pStyle w:val="Compact"/>
+              <w:jc w:val="left"/>
+            </w:pPr>
+            <w:r>
+              <w:t xml:space="preserve">4.0 GWh</w:t>
+            </w:r>
+          </w:p>
+        </w:tc>
+        <w:tc>
+          <w:tcPr/>
+          <w:p>
+            <w:pPr>
+              <w:pStyle w:val="Compact"/>
+              <w:jc w:val="left"/>
+            </w:pPr>
+            <w:r>
+              <w:t xml:space="preserve">1,066 kW</w:t>
+            </w:r>
+          </w:p>
+        </w:tc>
+        <w:tc>
+          <w:tcPr/>
+          <w:p>
+            <w:pPr>
+              <w:pStyle w:val="Compact"/>
+              <w:jc w:val="left"/>
+            </w:pPr>
+            <w:r>
+              <w:t xml:space="preserve">1.04</w:t>
+            </w:r>
+          </w:p>
+        </w:tc>
+        <w:tc>
+          <w:tcPr/>
+          <w:p>
+            <w:pPr>
+              <w:pStyle w:val="Compact"/>
+              <w:jc w:val="left"/>
+            </w:pPr>
+            <w:r>
+              <w:t xml:space="preserve">79.1%</w:t>
+            </w:r>
+          </w:p>
+        </w:tc>
+        <w:tc>
+          <w:tcPr/>
+          <w:p>
+            <w:pPr>
+              <w:pStyle w:val="Compact"/>
+              <w:jc w:val="left"/>
+            </w:pPr>
+            <w:r>
+              <w:t xml:space="preserve">20.9%</w:t>
+            </w:r>
+          </w:p>
+        </w:tc>
+      </w:tr>
+      <w:tr>
+        <w:tc>
+          <w:tcPr/>
+          <w:p>
+            <w:pPr>
+              <w:pStyle w:val="Compact"/>
+              <w:jc w:val="left"/>
+            </w:pPr>
+            <w:r>
+              <w:rPr>
+                <w:bCs/>
+                <w:b/>
+              </w:rPr>
+              <w:t xml:space="preserve">4.5 GWh</w:t>
+            </w:r>
+          </w:p>
+        </w:tc>
+        <w:tc>
+          <w:tcPr/>
+          <w:p>
+            <w:pPr>
+              <w:pStyle w:val="Compact"/>
+              <w:jc w:val="left"/>
+            </w:pPr>
+            <w:r>
+              <w:rPr>
+                <w:bCs/>
+                <w:b/>
+              </w:rPr>
+              <w:t xml:space="preserve">1,199 kW</w:t>
+            </w:r>
+          </w:p>
+        </w:tc>
+        <w:tc>
+          <w:tcPr/>
+          <w:p>
+            <w:pPr>
+              <w:pStyle w:val="Compact"/>
+              <w:jc w:val="left"/>
+            </w:pPr>
+            <w:r>
+              <w:rPr>
+                <w:bCs/>
+                <w:b/>
+              </w:rPr>
+              <w:t xml:space="preserve">0.92</w:t>
+            </w:r>
+          </w:p>
+        </w:tc>
+        <w:tc>
+          <w:tcPr/>
+          <w:p>
+            <w:pPr>
+              <w:pStyle w:val="Compact"/>
+              <w:jc w:val="left"/>
+            </w:pPr>
+            <w:r>
+              <w:rPr>
+                <w:bCs/>
+                <w:b/>
+              </w:rPr>
+              <w:t xml:space="preserve">74.1%</w:t>
+            </w:r>
+          </w:p>
+        </w:tc>
+        <w:tc>
+          <w:tcPr/>
+          <w:p>
+            <w:pPr>
+              <w:pStyle w:val="Compact"/>
+              <w:jc w:val="left"/>
+            </w:pPr>
+            <w:r>
+              <w:rPr>
+                <w:bCs/>
+                <w:b/>
+              </w:rPr>
+              <w:t xml:space="preserve">25.9%</w:t>
+            </w:r>
+          </w:p>
+        </w:tc>
+      </w:tr>
+      <w:tr>
+        <w:tc>
+          <w:tcPr/>
+          <w:p>
+            <w:pPr>
+              <w:pStyle w:val="Compact"/>
+              <w:jc w:val="left"/>
+            </w:pPr>
+            <w:r>
+              <w:t xml:space="preserve">5.0 GWh</w:t>
+            </w:r>
+          </w:p>
+        </w:tc>
+        <w:tc>
+          <w:tcPr/>
+          <w:p>
+            <w:pPr>
+              <w:pStyle w:val="Compact"/>
+              <w:jc w:val="left"/>
+            </w:pPr>
+            <w:r>
+              <w:t xml:space="preserve">1,333 kW</w:t>
+            </w:r>
+          </w:p>
+        </w:tc>
+        <w:tc>
+          <w:tcPr/>
+          <w:p>
+            <w:pPr>
+              <w:pStyle w:val="Compact"/>
+              <w:jc w:val="left"/>
+            </w:pPr>
+            <w:r>
+              <w:t xml:space="preserve">0.83</w:t>
+            </w:r>
+          </w:p>
+        </w:tc>
+        <w:tc>
+          <w:tcPr/>
+          <w:p>
+            <w:pPr>
+              <w:pStyle w:val="Compact"/>
+              <w:jc w:val="left"/>
+            </w:pPr>
+            <w:r>
+              <w:t xml:space="preserve">69.4%</w:t>
+            </w:r>
+          </w:p>
+        </w:tc>
+        <w:tc>
+          <w:tcPr/>
+          <w:p>
+            <w:pPr>
+              <w:pStyle w:val="Compact"/>
+              <w:jc w:val="left"/>
+            </w:pPr>
+            <w:r>
+              <w:t xml:space="preserve">30.6%</w:t>
+            </w:r>
+          </w:p>
+        </w:tc>
+      </w:tr>
+    </w:tbl>
+    <w:p>
+      <w:pPr>
+        <w:pStyle w:val="BodyText"/>
+      </w:pPr>
+      <w:r>
+        <w:t xml:space="preserve">4.5 GWh/year was chosen as a clean, mid-window value.</w:t>
+      </w:r>
+    </w:p>
+    <w:bookmarkEnd w:id="69"/>
+    <w:bookmarkStart w:id="76" w:name="results"/>
+    <w:p>
+      <w:pPr>
+        <w:pStyle w:val="Heading3"/>
+      </w:pPr>
+      <w:r>
+        <w:t xml:space="preserve">19.3 Results</w:t>
+      </w:r>
+    </w:p>
+    <w:p>
+      <w:pPr>
+        <w:pStyle w:val="FirstParagraph"/>
+      </w:pPr>
+      <w:r>
+        <w:t xml:space="preserve">Computed by</w:t>
+      </w:r>
+      <w:r>
+        <w:t xml:space="preserve"> </w:t>
+      </w:r>
+      <w:r>
+        <w:rPr>
+          <w:rStyle w:val="VerbatimChar"/>
+        </w:rPr>
+        <w:t xml:space="preserve">scripts/diesel_hybrid_demo.py</w:t>
+      </w:r>
+      <w:r>
+        <w:t xml:space="preserve"> </w:t>
+      </w:r>
+      <w:r>
+        <w:t xml:space="preserve">(a real run, not projected):</w:t>
+      </w:r>
+    </w:p>
+    <w:tbl>
+      <w:tblPr>
+        <w:tblStyle w:val="Table"/>
+        <w:tblW w:type="pct" w:w="5000"/>
+        <w:tblLook w:firstRow="1" w:lastRow="0" w:firstColumn="0" w:lastColumn="0" w:noHBand="0" w:noVBand="0" w:val="0020"/>
+        <w:jc w:val="start"/>
+      </w:tblPr>
+      <w:tblGrid>
+        <w:gridCol w:w="3960"/>
+        <w:gridCol w:w="3960"/>
+      </w:tblGrid>
+      <w:tr>
+        <w:trPr>
+          <w:tblHeader w:val="true"/>
+        </w:trPr>
+        <w:tc>
+          <w:tcPr/>
+          <w:p>
+            <w:pPr>
+              <w:pStyle w:val="Compact"/>
+              <w:jc w:val="left"/>
+            </w:pPr>
+            <w:r>
+              <w:t xml:space="preserve">Metric</w:t>
+            </w:r>
+          </w:p>
+        </w:tc>
+        <w:tc>
+          <w:tcPr/>
+          <w:p>
+            <w:pPr>
+              <w:pStyle w:val="Compact"/>
+              <w:jc w:val="left"/>
+            </w:pPr>
+            <w:r>
+              <w:t xml:space="preserve">Value</w:t>
+            </w:r>
+          </w:p>
+        </w:tc>
+      </w:tr>
+      <w:tr>
+        <w:tc>
+          <w:tcPr/>
+          <w:p>
+            <w:pPr>
+              <w:pStyle w:val="Compact"/>
+              <w:jc w:val="left"/>
+            </w:pPr>
+            <w:r>
+              <w:t xml:space="preserve">LCOE-optimal battery</w:t>
+            </w:r>
+          </w:p>
+        </w:tc>
+        <w:tc>
+          <w:tcPr/>
+          <w:p>
+            <w:pPr>
+              <w:pStyle w:val="Compact"/>
+              <w:jc w:val="left"/>
+            </w:pPr>
+            <w:r>
+              <w:t xml:space="preserve">24 modules · 6,000 kWh</w:t>
+            </w:r>
+          </w:p>
+        </w:tc>
+      </w:tr>
+      <w:tr>
+        <w:tc>
+          <w:tcPr/>
+          <w:p>
+            <w:pPr>
+              <w:pStyle w:val="Compact"/>
+              <w:jc w:val="left"/>
+            </w:pPr>
+            <w:r>
+              <w:t xml:space="preserve">System LCOE at optimum</w:t>
+            </w:r>
+          </w:p>
+        </w:tc>
+        <w:tc>
+          <w:tcPr/>
+          <w:p>
+            <w:pPr>
+              <w:pStyle w:val="Compact"/>
+              <w:jc w:val="left"/>
+            </w:pPr>
+            <w:r>
+              <w:t xml:space="preserve">0.288 EUR/kWh</w:t>
+            </w:r>
+          </w:p>
+        </w:tc>
+      </w:tr>
+      <w:tr>
+        <w:tc>
+          <w:tcPr/>
+          <w:p>
+            <w:pPr>
+              <w:pStyle w:val="Compact"/>
+              <w:jc w:val="left"/>
+            </w:pPr>
+            <w:r>
+              <w:t xml:space="preserve">Renewable share / diesel share</w:t>
+            </w:r>
+          </w:p>
+        </w:tc>
+        <w:tc>
+          <w:tcPr/>
+          <w:p>
+            <w:pPr>
+              <w:pStyle w:val="Compact"/>
+              <w:jc w:val="left"/>
+            </w:pPr>
+            <w:r>
+              <w:t xml:space="preserve">74.1% / 25.9%</w:t>
+            </w:r>
+          </w:p>
+        </w:tc>
+      </w:tr>
+      <w:tr>
+        <w:tc>
+          <w:tcPr/>
+          <w:p>
+            <w:pPr>
+              <w:pStyle w:val="Compact"/>
+              <w:jc w:val="left"/>
+            </w:pPr>
+            <w:r>
+              <w:t xml:space="preserve">Curtailment (of generated renewable energy)</w:t>
+            </w:r>
+          </w:p>
+        </w:tc>
+        <w:tc>
+          <w:tcPr/>
+          <w:p>
+            <w:pPr>
+              <w:pStyle w:val="Compact"/>
+              <w:jc w:val="left"/>
+            </w:pPr>
+            <w:r>
+              <w:t xml:space="preserve">18.4% (down from ~60% off-grid)</w:t>
+            </w:r>
+          </w:p>
+        </w:tc>
+      </w:tr>
+      <w:tr>
+        <w:tc>
+          <w:tcPr/>
+          <w:p>
+            <w:pPr>
+              <w:pStyle w:val="Compact"/>
+              <w:jc w:val="left"/>
+            </w:pPr>
+            <w:r>
+              <w:t xml:space="preserve">Diesel operating hours</w:t>
+            </w:r>
+          </w:p>
+        </w:tc>
+        <w:tc>
+          <w:tcPr/>
+          <w:p>
+            <w:pPr>
+              <w:pStyle w:val="Compact"/>
+              <w:jc w:val="left"/>
+            </w:pPr>
+            <w:r>
+              <w:t xml:space="preserve">3,250 / 8,760 (37.1% of the year)</w:t>
+            </w:r>
+          </w:p>
+        </w:tc>
+      </w:tr>
+      <w:tr>
+        <w:tc>
+          <w:tcPr/>
+          <w:p>
+            <w:pPr>
+              <w:pStyle w:val="Compact"/>
+              <w:jc w:val="left"/>
+            </w:pPr>
+            <w:r>
+              <w:t xml:space="preserve">Diesel fuel consumption</w:t>
+            </w:r>
+          </w:p>
+        </w:tc>
+        <w:tc>
+          <w:tcPr/>
+          <w:p>
+            <w:pPr>
+              <w:pStyle w:val="Compact"/>
+              <w:jc w:val="left"/>
+            </w:pPr>
+            <w:r>
+              <w:t xml:space="preserve">683,550 L/year</w:t>
+            </w:r>
+          </w:p>
+        </w:tc>
+      </w:tr>
+      <w:tr>
+        <w:tc>
+          <w:tcPr/>
+          <w:p>
+            <w:pPr>
+              <w:pStyle w:val="Compact"/>
+              <w:jc w:val="left"/>
+            </w:pPr>
+            <w:r>
+              <w:t xml:space="preserve">Diesel capacity factor</w:t>
+            </w:r>
+          </w:p>
+        </w:tc>
+        <w:tc>
+          <w:tcPr/>
+          <w:p>
+            <w:pPr>
+              <w:pStyle w:val="Compact"/>
+              <w:jc w:val="left"/>
+            </w:pPr>
+            <w:r>
+              <w:t xml:space="preserve">8.87%</w:t>
+            </w:r>
+          </w:p>
+        </w:tc>
+      </w:tr>
+      <w:tr>
+        <w:tc>
+          <w:tcPr/>
+          <w:p>
+            <w:pPr>
+              <w:pStyle w:val="Compact"/>
+              <w:jc w:val="left"/>
+            </w:pPr>
+            <w:r>
+              <w:t xml:space="preserve">LPSP</w:t>
+            </w:r>
+          </w:p>
+        </w:tc>
+        <w:tc>
+          <w:tcPr/>
+          <w:p>
+            <w:pPr>
+              <w:pStyle w:val="Compact"/>
+              <w:jc w:val="left"/>
+            </w:pPr>
+            <w:r>
+              <w:t xml:space="preserve">0.0 (diesel guarantees reliability by construction)</w:t>
+            </w:r>
+          </w:p>
+        </w:tc>
+      </w:tr>
+      <w:tr>
+        <w:tc>
+          <w:tcPr/>
+          <w:p>
+            <w:pPr>
+              <w:pStyle w:val="Compact"/>
+              <w:jc w:val="left"/>
+            </w:pPr>
+            <w:r>
+              <w:t xml:space="preserve">Energy balance residual (annual)</w:t>
+            </w:r>
+          </w:p>
+        </w:tc>
+        <w:tc>
+          <w:tcPr/>
+          <w:p>
+            <w:pPr>
+              <w:pStyle w:val="Compact"/>
+              <w:jc w:val="left"/>
+            </w:pPr>
+            <w:r>
+              <w:t xml:space="preserve">0.0 kWh (verified exactly, every hour)</w:t>
+            </w:r>
+          </w:p>
+        </w:tc>
+      </w:tr>
+    </w:tbl>
+    <w:p>
+      <w:pPr>
+        <w:pStyle w:val="CaptionedFigure"/>
+      </w:pPr>
+      <w:r>
+        <w:drawing>
+          <wp:inline>
+            <wp:extent cx="5334000" cy="3090701"/>
+            <wp:effectExtent b="0" l="0" r="0" t="0"/>
+            <wp:docPr descr="Diesel engaging during a low-renewable week (Dec 25-31, 2023): renewables dip well below load, battery SOC sits near its floor almost the entire time, diesel fills the gap for most hours" title="" id="71" name="Picture"/>
+            <a:graphic>
+              <a:graphicData uri="http://schemas.openxmlformats.org/drawingml/2006/picture">
+                <pic:pic>
+                  <pic:nvPicPr>
+                    <pic:cNvPr descr="../outputs/figures/11_diesel_engagement_week.png" id="72" name="Picture"/>
+                    <pic:cNvPicPr>
+                      <a:picLocks noChangeArrowheads="1" noChangeAspect="1"/>
+                    </pic:cNvPicPr>
+                  </pic:nvPicPr>
+                  <pic:blipFill>
+                    <a:blip r:embed="rId70"/>
+                    <a:stretch>
+                      <a:fillRect/>
+                    </a:stretch>
+                  </pic:blipFill>
+                  <pic:spPr bwMode="auto">
+                    <a:xfrm>
+                      <a:off x="0" y="0"/>
+                      <a:ext cx="5334000" cy="3090701"/>
+                    </a:xfrm>
+                    <a:prstGeom prst="rect">
+                      <a:avLst/>
+                    </a:prstGeom>
+                    <a:noFill/>
+                    <a:ln w="9525">
+                      <a:noFill/>
+                      <a:headEnd/>
+                      <a:tailEnd/>
+                    </a:ln>
+                  </pic:spPr>
+                </pic:pic>
+              </a:graphicData>
+            </a:graphic>
+          </wp:inline>
+        </w:drawing>
+      </w:r>
+    </w:p>
+    <w:p>
+      <w:pPr>
+        <w:pStyle w:val="ImageCaption"/>
+      </w:pPr>
+      <w:r>
+        <w:t xml:space="preserve">Diesel engaging during a low-renewable week (Dec 25-31, 2023): renewables dip well below load, battery SOC sits near its floor almost the entire time, diesel fills the gap for most hours</w:t>
+      </w:r>
+    </w:p>
+    <w:p>
+      <w:pPr>
+        <w:pStyle w:val="CaptionedFigure"/>
+      </w:pPr>
+      <w:r>
+        <w:drawing>
+          <wp:inline>
+            <wp:extent cx="4951216" cy="5403828"/>
+            <wp:effectExtent b="0" l="0" r="0" t="0"/>
+            <wp:docPr descr="Annual energy-flow balance with diesel backup: renewable production (direct supply + battery charge + curtailed) and load service (direct supply + battery discharge + diesel), zero still-unserved" title="" id="74" name="Picture"/>
+            <a:graphic>
+              <a:graphicData uri="http://schemas.openxmlformats.org/drawingml/2006/picture">
+                <pic:pic>
+                  <pic:nvPicPr>
+                    <pic:cNvPr descr="../outputs/figures/12_energy_flow_balance_diesel_hybrid.png" id="75" name="Picture"/>
+                    <pic:cNvPicPr>
+                      <a:picLocks noChangeArrowheads="1" noChangeAspect="1"/>
+                    </pic:cNvPicPr>
+                  </pic:nvPicPr>
+                  <pic:blipFill>
+                    <a:blip r:embed="rId73"/>
+                    <a:stretch>
+                      <a:fillRect/>
+                    </a:stretch>
+                  </pic:blipFill>
+                  <pic:spPr bwMode="auto">
+                    <a:xfrm>
+                      <a:off x="0" y="0"/>
+                      <a:ext cx="4951216" cy="5403828"/>
+                    </a:xfrm>
+                    <a:prstGeom prst="rect">
+                      <a:avLst/>
+                    </a:prstGeom>
+                    <a:noFill/>
+                    <a:ln w="9525">
+                      <a:noFill/>
+                      <a:headEnd/>
+                      <a:tailEnd/>
+                    </a:ln>
+                  </pic:spPr>
+                </pic:pic>
+              </a:graphicData>
+            </a:graphic>
+          </wp:inline>
+        </w:drawing>
+      </w:r>
+    </w:p>
+    <w:p>
+      <w:pPr>
+        <w:pStyle w:val="ImageCaption"/>
+      </w:pPr>
+      <w:r>
+        <w:t xml:space="preserve">Annual energy-flow balance with diesel backup: renewable production (direct supply + battery charge + curtailed) and load service (direct supply + battery discharge + diesel), zero still-unserved</w:t>
+      </w:r>
+    </w:p>
+    <w:p>
+      <w:pPr>
+        <w:pStyle w:val="BodyText"/>
+      </w:pPr>
+      <w:r>
+        <w:t xml:space="preserve">Energy balance was verified exactly:</w:t>
+      </w:r>
+      <w:r>
+        <w:t xml:space="preserve"> </w:t>
+      </w:r>
+      <w:r>
+        <w:rPr>
+          <w:rStyle w:val="VerbatimChar"/>
+        </w:rPr>
+        <w:t xml:space="preserve">load_kw</w:t>
+      </w:r>
+      <w:r>
+        <w:t xml:space="preserve"> </w:t>
+      </w:r>
+      <w:r>
+        <w:t xml:space="preserve">=</w:t>
+      </w:r>
+      <w:r>
+        <w:t xml:space="preserve"> </w:t>
+      </w:r>
+      <w:r>
+        <w:rPr>
+          <w:rStyle w:val="VerbatimChar"/>
+        </w:rPr>
+        <w:t xml:space="preserve">direct_supply_kwh</w:t>
+      </w:r>
+      <w:r>
+        <w:t xml:space="preserve"> </w:t>
+      </w:r>
+      <w:r>
+        <w:t xml:space="preserve">+</w:t>
+      </w:r>
+      <w:r>
+        <w:t xml:space="preserve"> </w:t>
+      </w:r>
+      <w:r>
+        <w:rPr>
+          <w:rStyle w:val="VerbatimChar"/>
+        </w:rPr>
+        <w:t xml:space="preserve">battery_discharge_kwh</w:t>
+      </w:r>
+      <w:r>
+        <w:t xml:space="preserve"> </w:t>
+      </w:r>
+      <w:r>
+        <w:t xml:space="preserve">+</w:t>
+      </w:r>
+      <w:r>
+        <w:t xml:space="preserve"> </w:t>
+      </w:r>
+      <w:r>
+        <w:rPr>
+          <w:rStyle w:val="VerbatimChar"/>
+        </w:rPr>
+        <w:t xml:space="preserve">diesel_output_kwh</w:t>
+      </w:r>
+      <w:r>
+        <w:t xml:space="preserve"> </w:t>
+      </w:r>
+      <w:r>
+        <w:t xml:space="preserve">+</w:t>
+      </w:r>
+      <w:r>
+        <w:t xml:space="preserve"> </w:t>
+      </w:r>
+      <w:r>
+        <w:rPr>
+          <w:rStyle w:val="VerbatimChar"/>
+        </w:rPr>
+        <w:t xml:space="preserve">still_unserved_kwh</w:t>
+      </w:r>
+      <w:r>
+        <w:t xml:space="preserve">,</w:t>
+      </w:r>
+      <w:r>
+        <w:t xml:space="preserve"> </w:t>
+      </w:r>
+      <w:r>
+        <w:t xml:space="preserve">every hour of the 8,760-hour year, annual residual 0.0 kWh. A new</w:t>
+      </w:r>
+      <w:r>
+        <w:t xml:space="preserve"> </w:t>
+      </w:r>
+      <w:r>
+        <w:t xml:space="preserve">parametrized test</w:t>
+      </w:r>
+      <w:r>
+        <w:t xml:space="preserve"> </w:t>
+      </w:r>
+      <w:r>
+        <w:t xml:space="preserve">(</w:t>
+      </w:r>
+      <w:r>
+        <w:rPr>
+          <w:rStyle w:val="VerbatimChar"/>
+        </w:rPr>
+        <w:t xml:space="preserve">tests/test_energy_balance.py::test_load_side_balance_holds_every_hour_with_diesel_backup</w:t>
+      </w:r>
+      <w:r>
+        <w:t xml:space="preserve">)</w:t>
+      </w:r>
+      <w:r>
+        <w:t xml:space="preserve"> </w:t>
+      </w:r>
+      <w:r>
+        <w:t xml:space="preserve">covers this for battery sizes 0/1/3/8 modules; the full suite (177 tests)</w:t>
+      </w:r>
+      <w:r>
+        <w:t xml:space="preserve"> </w:t>
+      </w:r>
+      <w:r>
+        <w:t xml:space="preserve">passes.</w:t>
+      </w:r>
+    </w:p>
+    <w:bookmarkEnd w:id="76"/>
+    <w:bookmarkStart w:id="83" w:name="Xfabd80cd0f304c5d7696e10c4089d2e93901949"/>
+    <w:p>
+      <w:pPr>
+        <w:pStyle w:val="Heading3"/>
+      </w:pPr>
+      <w:r>
+        <w:t xml:space="preserve">19.4 Where does more battery stop paying for itself?</w:t>
+      </w:r>
+    </w:p>
+    <w:p>
+      <w:pPr>
+        <w:pStyle w:val="FirstParagraph"/>
+      </w:pPr>
+      <w:r>
+        <w:t xml:space="preserve">The full 0–80-module candidate sweep traces a clean U-shaped</w:t>
+      </w:r>
+      <w:r>
+        <w:t xml:space="preserve"> </w:t>
+      </w:r>
+      <w:r>
+        <w:t xml:space="preserve">(backward-bending) curve, exactly the OptiCE</w:t>
+      </w:r>
+      <w:r>
+        <w:t xml:space="preserve"> </w:t>
+      </w:r>
+      <w:r>
+        <w:t xml:space="preserve">“</w:t>
+      </w:r>
+      <w:r>
+        <w:t xml:space="preserve">renewable share vs. LCOE</w:t>
+      </w:r>
+      <w:r>
+        <w:t xml:space="preserve">”</w:t>
+      </w:r>
+      <w:r>
+        <w:t xml:space="preserve"> </w:t>
+      </w:r>
+      <w:r>
+        <w:t xml:space="preserve">shape the course lecture material describes:</w:t>
+      </w:r>
+    </w:p>
+    <w:tbl>
+      <w:tblPr>
+        <w:tblStyle w:val="Table"/>
+        <w:tblW w:type="pct" w:w="5000"/>
+        <w:tblLook w:firstRow="1" w:lastRow="0" w:firstColumn="0" w:lastColumn="0" w:noHBand="0" w:noVBand="0" w:val="0020"/>
+        <w:jc w:val="start"/>
+      </w:tblPr>
+      <w:tblGrid>
+        <w:gridCol w:w="1584"/>
+        <w:gridCol w:w="1584"/>
+        <w:gridCol w:w="1584"/>
+        <w:gridCol w:w="1584"/>
+        <w:gridCol w:w="1584"/>
+      </w:tblGrid>
+      <w:tr>
+        <w:trPr>
+          <w:tblHeader w:val="true"/>
+        </w:trPr>
+        <w:tc>
+          <w:tcPr/>
+          <w:p>
+            <w:pPr>
+              <w:pStyle w:val="Compact"/>
+              <w:jc w:val="left"/>
+            </w:pPr>
+            <w:r>
+              <w:t xml:space="preserve">Point</w:t>
+            </w:r>
+          </w:p>
+        </w:tc>
+        <w:tc>
+          <w:tcPr/>
+          <w:p>
+            <w:pPr>
+              <w:pStyle w:val="Compact"/>
+              <w:jc w:val="left"/>
+            </w:pPr>
+            <w:r>
+              <w:t xml:space="preserve">Modules</w:t>
+            </w:r>
+          </w:p>
+        </w:tc>
+        <w:tc>
+          <w:tcPr/>
+          <w:p>
+            <w:pPr>
+              <w:pStyle w:val="Compact"/>
+              <w:jc w:val="left"/>
+            </w:pPr>
+            <w:r>
+              <w:t xml:space="preserve">Battery capacity</w:t>
+            </w:r>
+          </w:p>
+        </w:tc>
+        <w:tc>
+          <w:tcPr/>
+          <w:p>
+            <w:pPr>
+              <w:pStyle w:val="Compact"/>
+              <w:jc w:val="left"/>
+            </w:pPr>
+            <w:r>
+              <w:t xml:space="preserve">System LCOE</w:t>
+            </w:r>
+          </w:p>
+        </w:tc>
+        <w:tc>
+          <w:tcPr/>
+          <w:p>
+            <w:pPr>
+              <w:pStyle w:val="Compact"/>
+              <w:jc w:val="left"/>
+            </w:pPr>
+            <w:r>
+              <w:t xml:space="preserve">Renewable share</w:t>
+            </w:r>
+          </w:p>
+        </w:tc>
+      </w:tr>
+      <w:tr>
+        <w:tc>
+          <w:tcPr/>
+          <w:p>
+            <w:pPr>
+              <w:pStyle w:val="Compact"/>
+              <w:jc w:val="left"/>
+            </w:pPr>
+            <w:r>
+              <w:t xml:space="preserve">Diesel-only (no battery)</w:t>
+            </w:r>
+          </w:p>
+        </w:tc>
+        <w:tc>
+          <w:tcPr/>
+          <w:p>
+            <w:pPr>
+              <w:pStyle w:val="Compact"/>
+              <w:jc w:val="left"/>
+            </w:pPr>
+            <w:r>
+              <w:t xml:space="preserve">0</w:t>
+            </w:r>
+          </w:p>
+        </w:tc>
+        <w:tc>
+          <w:tcPr/>
+          <w:p>
+            <w:pPr>
+              <w:pStyle w:val="Compact"/>
+              <w:jc w:val="left"/>
+            </w:pPr>
+            <w:r>
+              <w:t xml:space="preserve">0 kWh</w:t>
+            </w:r>
+          </w:p>
+        </w:tc>
+        <w:tc>
+          <w:tcPr/>
+          <w:p>
+            <w:pPr>
+              <w:pStyle w:val="Compact"/>
+              <w:jc w:val="left"/>
+            </w:pPr>
+            <w:r>
+              <w:t xml:space="preserve">0.346 EUR/kWh</w:t>
+            </w:r>
+          </w:p>
+        </w:tc>
+        <w:tc>
+          <w:tcPr/>
+          <w:p>
+            <w:pPr>
+              <w:pStyle w:val="Compact"/>
+              <w:jc w:val="left"/>
+            </w:pPr>
+            <w:r>
+              <w:t xml:space="preserve">50.9%</w:t>
+            </w:r>
+          </w:p>
+        </w:tc>
+      </w:tr>
+      <w:tr>
+        <w:tc>
+          <w:tcPr/>
+          <w:p>
+            <w:pPr>
+              <w:pStyle w:val="Compact"/>
+              <w:jc w:val="left"/>
+            </w:pPr>
+            <w:r>
+              <w:rPr>
+                <w:bCs/>
+                <w:b/>
+              </w:rPr>
+              <w:t xml:space="preserve">LCOE-minimizing (the search’s own optimum)</w:t>
+            </w:r>
+          </w:p>
+        </w:tc>
+        <w:tc>
+          <w:tcPr/>
+          <w:p>
+            <w:pPr>
+              <w:pStyle w:val="Compact"/>
+              <w:jc w:val="left"/>
+            </w:pPr>
+            <w:r>
+              <w:rPr>
+                <w:bCs/>
+                <w:b/>
+              </w:rPr>
+              <w:t xml:space="preserve">24</w:t>
+            </w:r>
+          </w:p>
+        </w:tc>
+        <w:tc>
+          <w:tcPr/>
+          <w:p>
+            <w:pPr>
+              <w:pStyle w:val="Compact"/>
+              <w:jc w:val="left"/>
+            </w:pPr>
+            <w:r>
+              <w:rPr>
+                <w:bCs/>
+                <w:b/>
+              </w:rPr>
+              <w:t xml:space="preserve">6,000 kWh</w:t>
+            </w:r>
+          </w:p>
+        </w:tc>
+        <w:tc>
+          <w:tcPr/>
+          <w:p>
+            <w:pPr>
+              <w:pStyle w:val="Compact"/>
+              <w:jc w:val="left"/>
+            </w:pPr>
+            <w:r>
+              <w:rPr>
+                <w:bCs/>
+                <w:b/>
+              </w:rPr>
+              <w:t xml:space="preserve">0.288 EUR/kWh</w:t>
+            </w:r>
+          </w:p>
+        </w:tc>
+        <w:tc>
+          <w:tcPr/>
+          <w:p>
+            <w:pPr>
+              <w:pStyle w:val="Compact"/>
+              <w:jc w:val="left"/>
+            </w:pPr>
+            <w:r>
+              <w:rPr>
+                <w:bCs/>
+                <w:b/>
+              </w:rPr>
+              <w:t xml:space="preserve">74.1%</w:t>
+            </w:r>
+          </w:p>
+        </w:tc>
+      </w:tr>
+      <w:tr>
+        <w:tc>
+          <w:tcPr/>
+          <w:p>
+            <w:pPr>
+              <w:pStyle w:val="Compact"/>
+              <w:jc w:val="left"/>
+            </w:pPr>
+            <w:r>
+              <w:t xml:space="preserve">Maximum tested battery</w:t>
+            </w:r>
+          </w:p>
+        </w:tc>
+        <w:tc>
+          <w:tcPr/>
+          <w:p>
+            <w:pPr>
+              <w:pStyle w:val="Compact"/>
+              <w:jc w:val="left"/>
+            </w:pPr>
+            <w:r>
+              <w:t xml:space="preserve">80</w:t>
+            </w:r>
+          </w:p>
+        </w:tc>
+        <w:tc>
+          <w:tcPr/>
+          <w:p>
+            <w:pPr>
+              <w:pStyle w:val="Compact"/>
+              <w:jc w:val="left"/>
+            </w:pPr>
+            <w:r>
+              <w:t xml:space="preserve">20,000 kWh</w:t>
+            </w:r>
+          </w:p>
+        </w:tc>
+        <w:tc>
+          <w:tcPr/>
+          <w:p>
+            <w:pPr>
+              <w:pStyle w:val="Compact"/>
+              <w:jc w:val="left"/>
+            </w:pPr>
+            <w:r>
+              <w:t xml:space="preserve">0.374 EUR/kWh</w:t>
+            </w:r>
+          </w:p>
+        </w:tc>
+        <w:tc>
+          <w:tcPr/>
+          <w:p>
+            <w:pPr>
+              <w:pStyle w:val="Compact"/>
+              <w:jc w:val="left"/>
+            </w:pPr>
+            <w:r>
+              <w:t xml:space="preserve">80.4%</w:t>
+            </w:r>
+          </w:p>
+        </w:tc>
+      </w:tr>
+    </w:tbl>
+    <w:p>
+      <w:pPr>
+        <w:pStyle w:val="CaptionedFigure"/>
+      </w:pPr>
+      <w:r>
+        <w:drawing>
+          <wp:inline>
+            <wp:extent cx="5334000" cy="3980798"/>
+            <wp:effectExtent b="0" l="0" r="0" t="0"/>
+            <wp:docPr descr="Renewable share vs. system LCOE across the full 0-80 module candidate sweep, sweet spot marked at the minimum-LCOE point" title="" id="78" name="Picture"/>
+            <a:graphic>
+              <a:graphicData uri="http://schemas.openxmlformats.org/drawingml/2006/picture">
+                <pic:pic>
+                  <pic:nvPicPr>
+                    <pic:cNvPr descr="../outputs/figures/13_renewable_share_vs_lcoe.png" id="79" name="Picture"/>
+                    <pic:cNvPicPr>
+                      <a:picLocks noChangeArrowheads="1" noChangeAspect="1"/>
+                    </pic:cNvPicPr>
+                  </pic:nvPicPr>
+                  <pic:blipFill>
+                    <a:blip r:embed="rId77"/>
+                    <a:stretch>
+                      <a:fillRect/>
+                    </a:stretch>
+                  </pic:blipFill>
+                  <pic:spPr bwMode="auto">
+                    <a:xfrm>
+                      <a:off x="0" y="0"/>
+                      <a:ext cx="5334000" cy="3980798"/>
+                    </a:xfrm>
+                    <a:prstGeom prst="rect">
+                      <a:avLst/>
+                    </a:prstGeom>
+                    <a:noFill/>
+                    <a:ln w="9525">
+                      <a:noFill/>
+                      <a:headEnd/>
+                      <a:tailEnd/>
+                    </a:ln>
+                  </pic:spPr>
+                </pic:pic>
+              </a:graphicData>
+            </a:graphic>
+          </wp:inline>
+        </w:drawing>
+      </w:r>
+    </w:p>
+    <w:p>
+      <w:pPr>
+        <w:pStyle w:val="ImageCaption"/>
+      </w:pPr>
+      <w:r>
+        <w:t xml:space="preserve">Renewable share vs. system LCOE across the full 0-80 module candidate sweep, sweet spot marked at the minimum-LCOE point</w:t>
+      </w:r>
+    </w:p>
+    <w:p>
+      <w:pPr>
+        <w:pStyle w:val="CaptionedFigure"/>
+      </w:pPr>
+      <w:r>
+        <w:drawing>
+          <wp:inline>
+            <wp:extent cx="5334000" cy="3303929"/>
+            <wp:effectExtent b="0" l="0" r="0" t="0"/>
+            <wp:docPr descr="Battery capacity vs. system LCOE, same sweep: a clean U-shape with the minimum at 6,000 kWh" title="" id="81" name="Picture"/>
+            <a:graphic>
+              <a:graphicData uri="http://schemas.openxmlformats.org/drawingml/2006/picture">
+                <pic:pic>
+                  <pic:nvPicPr>
+                    <pic:cNvPr descr="../outputs/figures/14_battery_capacity_vs_lcoe.png" id="82" name="Picture"/>
+                    <pic:cNvPicPr>
+                      <a:picLocks noChangeArrowheads="1" noChangeAspect="1"/>
+                    </pic:cNvPicPr>
+                  </pic:nvPicPr>
+                  <pic:blipFill>
+                    <a:blip r:embed="rId80"/>
+                    <a:stretch>
+                      <a:fillRect/>
+                    </a:stretch>
+                  </pic:blipFill>
+                  <pic:spPr bwMode="auto">
+                    <a:xfrm>
+                      <a:off x="0" y="0"/>
+                      <a:ext cx="5334000" cy="3303929"/>
+                    </a:xfrm>
+                    <a:prstGeom prst="rect">
+                      <a:avLst/>
+                    </a:prstGeom>
+                    <a:noFill/>
+                    <a:ln w="9525">
+                      <a:noFill/>
+                      <a:headEnd/>
+                      <a:tailEnd/>
+                    </a:ln>
+                  </pic:spPr>
+                </pic:pic>
+              </a:graphicData>
+            </a:graphic>
+          </wp:inline>
+        </w:drawing>
+      </w:r>
+    </w:p>
+    <w:p>
+      <w:pPr>
+        <w:pStyle w:val="ImageCaption"/>
+      </w:pPr>
+      <w:r>
+        <w:t xml:space="preserve">Battery capacity vs. system LCOE, same sweep: a clean U-shape with the minimum at 6,000 kWh</w:t>
+      </w:r>
+    </w:p>
+    <w:p>
+      <w:pPr>
+        <w:pStyle w:val="BodyText"/>
+      </w:pPr>
+      <w:r>
+        <w:t xml:space="preserve">Starting from diesel-only, each added battery module saves more in diesel</w:t>
+      </w:r>
+      <w:r>
+        <w:t xml:space="preserve"> </w:t>
+      </w:r>
+      <w:r>
+        <w:t xml:space="preserve">fuel than it costs in capital — system LCOE falls 17% (0.346 → 0.288</w:t>
+      </w:r>
+      <w:r>
+        <w:t xml:space="preserve"> </w:t>
+      </w:r>
+      <w:r>
+        <w:t xml:space="preserve">EUR/kWh) as renewable share climbs from 50.9% to 74.1%. Past 24 modules,</w:t>
+      </w:r>
+      <w:r>
+        <w:t xml:space="preserve"> </w:t>
+      </w:r>
+      <w:r>
+        <w:t xml:space="preserve">the relationship flips: each additional module’s capital cost now exceeds</w:t>
+      </w:r>
+      <w:r>
+        <w:t xml:space="preserve"> </w:t>
+      </w:r>
+      <w:r>
+        <w:t xml:space="preserve">what it saves in fuel, because the</w:t>
+      </w:r>
+      <w:r>
+        <w:t xml:space="preserve"> </w:t>
+      </w:r>
+      <w:r>
+        <w:rPr>
+          <w:iCs/>
+          <w:i/>
+        </w:rPr>
+        <w:t xml:space="preserve">marginal</w:t>
+      </w:r>
+      <w:r>
+        <w:t xml:space="preserve"> </w:t>
+      </w:r>
+      <w:r>
+        <w:t xml:space="preserve">battery capacity is mostly</w:t>
+      </w:r>
+      <w:r>
+        <w:t xml:space="preserve"> </w:t>
+      </w:r>
+      <w:r>
+        <w:t xml:space="preserve">covering rarer and rarer high-deficit hours rather than displacing routine</w:t>
+      </w:r>
+      <w:r>
+        <w:t xml:space="preserve"> </w:t>
+      </w:r>
+      <w:r>
+        <w:t xml:space="preserve">diesel runtime. Pushing all the way to the 80-module cap buys only another</w:t>
+      </w:r>
+      <w:r>
+        <w:t xml:space="preserve"> </w:t>
+      </w:r>
+      <w:r>
+        <w:t xml:space="preserve">6.3 percentage points of renewable share (74.1% → 80.4%) but costs 30%</w:t>
+      </w:r>
+      <w:r>
+        <w:t xml:space="preserve"> </w:t>
+      </w:r>
+      <w:r>
+        <w:t xml:space="preserve">more (0.374 EUR/kWh) than the optimum — a much worse trade than the first</w:t>
+      </w:r>
+      <w:r>
+        <w:t xml:space="preserve"> </w:t>
+      </w:r>
+      <w:r>
+        <w:t xml:space="preserve">24 modules delivered.</w:t>
+      </w:r>
+    </w:p>
+    <w:p>
+      <w:pPr>
+        <w:pStyle w:val="BodyText"/>
+      </w:pPr>
+      <w:r>
+        <w:rPr>
+          <w:bCs/>
+          <w:b/>
+        </w:rPr>
+        <w:t xml:space="preserve">Answer to</w:t>
+      </w:r>
+      <w:r>
+        <w:rPr>
+          <w:bCs/>
+          <w:b/>
+        </w:rPr>
+        <w:t xml:space="preserve"> </w:t>
+      </w:r>
+      <w:r>
+        <w:rPr>
+          <w:bCs/>
+          <w:b/>
+        </w:rPr>
+        <w:t xml:space="preserve">“</w:t>
+      </w:r>
+      <w:r>
+        <w:rPr>
+          <w:bCs/>
+          <w:b/>
+        </w:rPr>
+        <w:t xml:space="preserve">at which point is renewable share beneficial, and at what</w:t>
+      </w:r>
+      <w:r>
+        <w:rPr>
+          <w:bCs/>
+          <w:b/>
+        </w:rPr>
+        <w:t xml:space="preserve"> </w:t>
+      </w:r>
+      <w:r>
+        <w:rPr>
+          <w:bCs/>
+          <w:b/>
+        </w:rPr>
+        <w:t xml:space="preserve">level does it become expensive</w:t>
+      </w:r>
+      <w:r>
+        <w:rPr>
+          <w:bCs/>
+          <w:b/>
+        </w:rPr>
+        <w:t xml:space="preserve">”</w:t>
+      </w:r>
+      <w:r>
+        <w:rPr>
+          <w:bCs/>
+          <w:b/>
+        </w:rPr>
+        <w:t xml:space="preserve">: renewable share is worth paying for up to</w:t>
+      </w:r>
+      <w:r>
+        <w:rPr>
+          <w:bCs/>
+          <w:b/>
+        </w:rPr>
+        <w:t xml:space="preserve"> </w:t>
+      </w:r>
+      <w:r>
+        <w:rPr>
+          <w:bCs/>
+          <w:b/>
+        </w:rPr>
+        <w:t xml:space="preserve">~74% in this system; beyond that, each additional percentage point of</w:t>
+      </w:r>
+      <w:r>
+        <w:rPr>
+          <w:bCs/>
+          <w:b/>
+        </w:rPr>
+        <w:t xml:space="preserve"> </w:t>
+      </w:r>
+      <w:r>
+        <w:rPr>
+          <w:bCs/>
+          <w:b/>
+        </w:rPr>
+        <w:t xml:space="preserve">renewable share costs markedly more per kWh delivered.</w:t>
+      </w:r>
+    </w:p>
+    <w:bookmarkEnd w:id="83"/>
+    <w:bookmarkStart w:id="84" w:name="what-this-does-not-do"/>
+    <w:p>
+      <w:pPr>
+        <w:pStyle w:val="Heading3"/>
+      </w:pPr>
+      <w:r>
+        <w:t xml:space="preserve">19.5 What this does not do</w:t>
+      </w:r>
+    </w:p>
+    <w:p>
+      <w:pPr>
+        <w:pStyle w:val="FirstParagraph"/>
+      </w:pPr>
+      <w:r>
+        <w:t xml:space="preserve">The off-grid dataset (4,526/5,000 feasible scenarios), the trained neural</w:t>
+      </w:r>
+      <w:r>
+        <w:t xml:space="preserve"> </w:t>
+      </w:r>
+      <w:r>
+        <w:t xml:space="preserve">network, and every number in §1–§18 above are untouched — they remain</w:t>
+      </w:r>
+      <w:r>
+        <w:t xml:space="preserve"> </w:t>
+      </w:r>
+      <w:r>
+        <w:t xml:space="preserve">valid results of the completed off-grid study, generated under that</w:t>
+      </w:r>
+      <w:r>
+        <w:t xml:space="preserve"> </w:t>
+      </w:r>
+      <w:r>
+        <w:t xml:space="preserve">study’s own configuration values, not this section’s. No new full-scale</w:t>
+      </w:r>
+      <w:r>
+        <w:t xml:space="preserve"> </w:t>
+      </w:r>
+      <w:r>
+        <w:t xml:space="preserve">scenario dataset was generated under the diesel-hybrid ranges, and the</w:t>
+      </w:r>
+      <w:r>
+        <w:t xml:space="preserve"> </w:t>
+      </w:r>
+      <w:r>
+        <w:t xml:space="preserve">neural network was not retrained on one; both remain explicitly deferred</w:t>
+      </w:r>
+      <w:r>
+        <w:t xml:space="preserve"> </w:t>
+      </w:r>
+      <w:r>
+        <w:t xml:space="preserve">follow-up work. See</w:t>
+      </w:r>
+      <w:r>
+        <w:t xml:space="preserve"> </w:t>
+      </w:r>
+      <w:r>
+        <w:rPr>
+          <w:rStyle w:val="VerbatimChar"/>
+        </w:rPr>
+        <w:t xml:space="preserve">v2/DIESEL_HYBRID_DEMO.md</w:t>
+      </w:r>
+      <w:r>
+        <w:t xml:space="preserve"> </w:t>
+      </w:r>
+      <w:r>
+        <w:t xml:space="preserve">for the complete write-up,</w:t>
+      </w:r>
+      <w:r>
+        <w:t xml:space="preserve"> </w:t>
+      </w:r>
+      <w:r>
+        <w:t xml:space="preserve">including the full six-load-level sweep and reproduction instructions.</w:t>
+      </w:r>
+    </w:p>
+    <w:bookmarkEnd w:id="84"/>
+    <w:bookmarkEnd w:id="85"/>
+    <w:bookmarkEnd w:id="86"/>
     <w:sectPr/>
   </w:body>
 </w:document>

--- a/v2/reports/exports/technical_report.docx
+++ b/v2/reports/exports/technical_report.docx
@@ -36,7 +36,7 @@
         </w:p>
       </w:sdtContent>
     </w:sdt>
-    <w:bookmarkStart w:id="73" w:name="X320dbef72c152cb8a69731335d4bee1c5c3117e"/>
+    <w:bookmarkStart w:id="76" w:name="X320dbef72c152cb8a69731335d4bee1c5c3117e"/>
     <w:p>
       <w:pPr>
         <w:pStyle w:val="Heading1"/>
@@ -501,7 +501,7 @@
       </w:r>
     </w:p>
     <w:bookmarkEnd w:id="21"/>
-    <w:bookmarkStart w:id="22" w:name="system-description"/>
+    <w:bookmarkStart w:id="25" w:name="system-description"/>
     <w:p>
       <w:pPr>
         <w:pStyle w:val="Heading2"/>
@@ -660,8 +660,63 @@
         <w:t xml:space="preserve">sit idle (§8 shows the sensitivity of this choice).</w:t>
       </w:r>
     </w:p>
-    <w:bookmarkEnd w:id="22"/>
-    <w:bookmarkStart w:id="23" w:name="weather-and-load-data"/>
+    <w:p>
+      <w:pPr>
+        <w:pStyle w:val="CaptionedFigure"/>
+      </w:pPr>
+      <w:r>
+        <w:drawing>
+          <wp:inline>
+            <wp:extent cx="5334000" cy="1747112"/>
+            <wp:effectExtent b="0" l="0" r="0" t="0"/>
+            <wp:docPr descr="Annual load, PV, and wind profile at the baseline case (Jinan, 2023)" title="" id="23" name="Picture"/>
+            <a:graphic>
+              <a:graphicData uri="http://schemas.openxmlformats.org/drawingml/2006/picture">
+                <pic:pic>
+                  <pic:nvPicPr>
+                    <pic:cNvPr descr="../outputs/figures/01_annual_profile.png" id="24" name="Picture"/>
+                    <pic:cNvPicPr>
+                      <a:picLocks noChangeArrowheads="1" noChangeAspect="1"/>
+                    </pic:cNvPicPr>
+                  </pic:nvPicPr>
+                  <pic:blipFill>
+                    <a:blip r:embed="rId22"/>
+                    <a:stretch>
+                      <a:fillRect/>
+                    </a:stretch>
+                  </pic:blipFill>
+                  <pic:spPr bwMode="auto">
+                    <a:xfrm>
+                      <a:off x="0" y="0"/>
+                      <a:ext cx="5334000" cy="1747112"/>
+                    </a:xfrm>
+                    <a:prstGeom prst="rect">
+                      <a:avLst/>
+                    </a:prstGeom>
+                    <a:noFill/>
+                    <a:ln w="9525">
+                      <a:noFill/>
+                      <a:headEnd/>
+                      <a:tailEnd/>
+                    </a:ln>
+                  </pic:spPr>
+                </pic:pic>
+              </a:graphicData>
+            </a:graphic>
+          </wp:inline>
+        </w:drawing>
+      </w:r>
+    </w:p>
+    <w:p>
+      <w:pPr>
+        <w:pStyle w:val="ImageCaption"/>
+      </w:pPr>
+      <w:r>
+        <w:t xml:space="preserve">Annual load, PV, and wind profile at the baseline case (Jinan, 2023)</w:t>
+      </w:r>
+    </w:p>
+    <w:bookmarkEnd w:id="25"/>
+    <w:bookmarkStart w:id="26" w:name="weather-and-load-data"/>
     <w:p>
       <w:pPr>
         <w:pStyle w:val="Heading2"/>
@@ -723,8 +778,8 @@
         <w:t xml:space="preserve">in §16.</w:t>
       </w:r>
     </w:p>
-    <w:bookmarkEnd w:id="23"/>
-    <w:bookmarkStart w:id="24" w:name="Xecf794c691860a9bd0568d1e0fb3458cdeec4e8"/>
+    <w:bookmarkEnd w:id="26"/>
+    <w:bookmarkStart w:id="27" w:name="Xecf794c691860a9bd0568d1e0fb3458cdeec4e8"/>
     <w:p>
       <w:pPr>
         <w:pStyle w:val="Heading2"/>
@@ -952,8 +1007,8 @@
         <w:t xml:space="preserve">battery costs to compute total system LCOE.</w:t>
       </w:r>
     </w:p>
-    <w:bookmarkEnd w:id="24"/>
-    <w:bookmarkStart w:id="25" w:name="neural-network-model"/>
+    <w:bookmarkEnd w:id="27"/>
+    <w:bookmarkStart w:id="28" w:name="neural-network-model"/>
     <w:p>
       <w:pPr>
         <w:pStyle w:val="Heading2"/>
@@ -1056,8 +1111,8 @@
         <w:t xml:space="preserve">comes from its top few inputs alone versus genuinely combining all 37.</w:t>
       </w:r>
     </w:p>
-    <w:bookmarkEnd w:id="25"/>
-    <w:bookmarkStart w:id="29" w:name="scenario-dataset"/>
+    <w:bookmarkEnd w:id="28"/>
+    <w:bookmarkStart w:id="32" w:name="scenario-dataset"/>
     <w:p>
       <w:pPr>
         <w:pStyle w:val="Heading2"/>
@@ -1223,18 +1278,18 @@
           <wp:inline>
             <wp:extent cx="5334000" cy="3786417"/>
             <wp:effectExtent b="0" l="0" r="0" t="0"/>
-            <wp:docPr descr="Distribution of mechanistically optimal battery capacities across the 5,000-scenario dataset" title="" id="27" name="Picture"/>
+            <wp:docPr descr="Distribution of mechanistically optimal battery capacities across the 5,000-scenario dataset" title="" id="30" name="Picture"/>
             <a:graphic>
               <a:graphicData uri="http://schemas.openxmlformats.org/drawingml/2006/picture">
                 <pic:pic>
                   <pic:nvPicPr>
-                    <pic:cNvPr descr="../outputs/figures/20_optimal_capacity_distribution_diesel.png" id="28" name="Picture"/>
+                    <pic:cNvPr descr="../outputs/figures/20_optimal_capacity_distribution_diesel.png" id="31" name="Picture"/>
                     <pic:cNvPicPr>
                       <a:picLocks noChangeArrowheads="1" noChangeAspect="1"/>
                     </pic:cNvPicPr>
                   </pic:nvPicPr>
                   <pic:blipFill>
-                    <a:blip r:embed="rId26"/>
+                    <a:blip r:embed="rId29"/>
                     <a:stretch>
                       <a:fillRect/>
                     </a:stretch>
@@ -1269,8 +1324,8 @@
         <w:t xml:space="preserve">Distribution of mechanistically optimal battery capacities across the 5,000-scenario dataset</w:t>
       </w:r>
     </w:p>
-    <w:bookmarkEnd w:id="29"/>
-    <w:bookmarkStart w:id="42" w:name="Xe25291a883deaac517d3527bb2f260604cd68a7"/>
+    <w:bookmarkEnd w:id="32"/>
+    <w:bookmarkStart w:id="45" w:name="Xe25291a883deaac517d3527bb2f260604cd68a7"/>
     <w:p>
       <w:pPr>
         <w:pStyle w:val="Heading2"/>
@@ -1589,18 +1644,18 @@
           <wp:inline>
             <wp:extent cx="5334000" cy="3090701"/>
             <wp:effectExtent b="0" l="0" r="0" t="0"/>
-            <wp:docPr descr="Diesel engaging during a low-renewable week (Dec 25-31, 2023): renewables dip well below load, battery SOC sits near its floor for most of the week, diesel fills the remaining gap" title="" id="31" name="Picture"/>
+            <wp:docPr descr="Diesel engaging during a low-renewable week (Dec 25-31, 2023): renewables dip well below load, battery SOC sits near its floor for most of the week, diesel fills the remaining gap" title="" id="34" name="Picture"/>
             <a:graphic>
               <a:graphicData uri="http://schemas.openxmlformats.org/drawingml/2006/picture">
                 <pic:pic>
                   <pic:nvPicPr>
-                    <pic:cNvPr descr="../outputs/figures/11_diesel_engagement_week.png" id="32" name="Picture"/>
+                    <pic:cNvPr descr="../outputs/figures/11_diesel_engagement_week.png" id="35" name="Picture"/>
                     <pic:cNvPicPr>
                       <a:picLocks noChangeArrowheads="1" noChangeAspect="1"/>
                     </pic:cNvPicPr>
                   </pic:nvPicPr>
                   <pic:blipFill>
-                    <a:blip r:embed="rId30"/>
+                    <a:blip r:embed="rId33"/>
                     <a:stretch>
                       <a:fillRect/>
                     </a:stretch>
@@ -1644,18 +1699,18 @@
           <wp:inline>
             <wp:extent cx="4951216" cy="5403828"/>
             <wp:effectExtent b="0" l="0" r="0" t="0"/>
-            <wp:docPr descr="Annual energy-flow balance: renewable production (direct supply + battery charge + curtailed) and load service (direct supply + battery discharge + diesel), zero unserved" title="" id="34" name="Picture"/>
+            <wp:docPr descr="Annual energy-flow balance: renewable production (direct supply + battery charge + curtailed) and load service (direct supply + battery discharge + diesel), zero unserved" title="" id="37" name="Picture"/>
             <a:graphic>
               <a:graphicData uri="http://schemas.openxmlformats.org/drawingml/2006/picture">
                 <pic:pic>
                   <pic:nvPicPr>
-                    <pic:cNvPr descr="../outputs/figures/12_energy_flow_balance_diesel_hybrid.png" id="35" name="Picture"/>
+                    <pic:cNvPr descr="../outputs/figures/12_energy_flow_balance_diesel_hybrid.png" id="38" name="Picture"/>
                     <pic:cNvPicPr>
                       <a:picLocks noChangeArrowheads="1" noChangeAspect="1"/>
                     </pic:cNvPicPr>
                   </pic:nvPicPr>
                   <pic:blipFill>
-                    <a:blip r:embed="rId33"/>
+                    <a:blip r:embed="rId36"/>
                     <a:stretch>
                       <a:fillRect/>
                     </a:stretch>
@@ -2095,18 +2150,18 @@
           <wp:inline>
             <wp:extent cx="5334000" cy="3980798"/>
             <wp:effectExtent b="0" l="0" r="0" t="0"/>
-            <wp:docPr descr="Renewable share vs. system LCOE across the full 0-80 module candidate sweep, sweet spot marked at the minimum-LCOE point" title="" id="37" name="Picture"/>
+            <wp:docPr descr="Renewable share vs. system LCOE across the full 0-80 module candidate sweep, sweet spot marked at the minimum-LCOE point" title="" id="40" name="Picture"/>
             <a:graphic>
               <a:graphicData uri="http://schemas.openxmlformats.org/drawingml/2006/picture">
                 <pic:pic>
                   <pic:nvPicPr>
-                    <pic:cNvPr descr="../outputs/figures/13_renewable_share_vs_lcoe.png" id="38" name="Picture"/>
+                    <pic:cNvPr descr="../outputs/figures/13_renewable_share_vs_lcoe.png" id="41" name="Picture"/>
                     <pic:cNvPicPr>
                       <a:picLocks noChangeArrowheads="1" noChangeAspect="1"/>
                     </pic:cNvPicPr>
                   </pic:nvPicPr>
                   <pic:blipFill>
-                    <a:blip r:embed="rId36"/>
+                    <a:blip r:embed="rId39"/>
                     <a:stretch>
                       <a:fillRect/>
                     </a:stretch>
@@ -2150,18 +2205,18 @@
           <wp:inline>
             <wp:extent cx="5334000" cy="3303929"/>
             <wp:effectExtent b="0" l="0" r="0" t="0"/>
-            <wp:docPr descr="Battery capacity vs. system LCOE, same sweep: a clean U-shape with the minimum at 6,000 kWh" title="" id="40" name="Picture"/>
+            <wp:docPr descr="Battery capacity vs. system LCOE, same sweep: a clean U-shape with the minimum at 6,000 kWh" title="" id="43" name="Picture"/>
             <a:graphic>
               <a:graphicData uri="http://schemas.openxmlformats.org/drawingml/2006/picture">
                 <pic:pic>
                   <pic:nvPicPr>
-                    <pic:cNvPr descr="../outputs/figures/14_battery_capacity_vs_lcoe.png" id="41" name="Picture"/>
+                    <pic:cNvPr descr="../outputs/figures/14_battery_capacity_vs_lcoe.png" id="44" name="Picture"/>
                     <pic:cNvPicPr>
                       <a:picLocks noChangeArrowheads="1" noChangeAspect="1"/>
                     </pic:cNvPicPr>
                   </pic:nvPicPr>
                   <pic:blipFill>
-                    <a:blip r:embed="rId39"/>
+                    <a:blip r:embed="rId42"/>
                     <a:stretch>
                       <a:fillRect/>
                     </a:stretch>
@@ -2310,8 +2365,8 @@
         <w:t xml:space="preserve">scenario, across the full sampled dataset.</w:t>
       </w:r>
     </w:p>
-    <w:bookmarkEnd w:id="42"/>
-    <w:bookmarkStart w:id="52" w:name="results-accuracy-and-cross-validation"/>
+    <w:bookmarkEnd w:id="45"/>
+    <w:bookmarkStart w:id="55" w:name="results-accuracy-and-cross-validation"/>
     <w:p>
       <w:pPr>
         <w:pStyle w:val="Heading2"/>
@@ -2561,18 +2616,18 @@
           <wp:inline>
             <wp:extent cx="5334000" cy="3303929"/>
             <wp:effectExtent b="0" l="0" r="0" t="0"/>
-            <wp:docPr descr="Neural network training/validation loss curves" title="" id="44" name="Picture"/>
+            <wp:docPr descr="Neural network training/validation loss curves" title="" id="47" name="Picture"/>
             <a:graphic>
               <a:graphicData uri="http://schemas.openxmlformats.org/drawingml/2006/picture">
                 <pic:pic>
                   <pic:nvPicPr>
-                    <pic:cNvPr descr="../outputs/figures/21_training_history_diesel.png" id="45" name="Picture"/>
+                    <pic:cNvPr descr="../outputs/figures/21_training_history_diesel.png" id="48" name="Picture"/>
                     <pic:cNvPicPr>
                       <a:picLocks noChangeArrowheads="1" noChangeAspect="1"/>
                     </pic:cNvPicPr>
                   </pic:nvPicPr>
                   <pic:blipFill>
-                    <a:blip r:embed="rId43"/>
+                    <a:blip r:embed="rId46"/>
                     <a:stretch>
                       <a:fillRect/>
                     </a:stretch>
@@ -2616,18 +2671,18 @@
           <wp:inline>
             <wp:extent cx="5334000" cy="5330984"/>
             <wp:effectExtent b="0" l="0" r="0" t="0"/>
-            <wp:docPr descr="Predicted vs. reference capacity, 1:1 line, R² annotated, 751-scenario test split" title="" id="47" name="Picture"/>
+            <wp:docPr descr="Predicted vs. reference capacity, 1:1 line, R² annotated, 751-scenario test split" title="" id="50" name="Picture"/>
             <a:graphic>
               <a:graphicData uri="http://schemas.openxmlformats.org/drawingml/2006/picture">
                 <pic:pic>
                   <pic:nvPicPr>
-                    <pic:cNvPr descr="../outputs/figures/22_predicted_vs_reference_diesel.png" id="48" name="Picture"/>
+                    <pic:cNvPr descr="../outputs/figures/22_predicted_vs_reference_diesel.png" id="51" name="Picture"/>
                     <pic:cNvPicPr>
                       <a:picLocks noChangeArrowheads="1" noChangeAspect="1"/>
                     </pic:cNvPicPr>
                   </pic:nvPicPr>
                   <pic:blipFill>
-                    <a:blip r:embed="rId46"/>
+                    <a:blip r:embed="rId49"/>
                     <a:stretch>
                       <a:fillRect/>
                     </a:stretch>
@@ -2926,18 +2981,18 @@
           <wp:inline>
             <wp:extent cx="5334000" cy="1943344"/>
             <wp:effectExtent b="0" l="0" r="0" t="0"/>
-            <wp:docPr descr="Cross-validation error bars: MAE, RMSE, and R² (mean ± std, 10 independent splits)" title="" id="50" name="Picture"/>
+            <wp:docPr descr="Cross-validation error bars: MAE, RMSE, and R² (mean ± std, 10 independent splits)" title="" id="53" name="Picture"/>
             <a:graphic>
               <a:graphicData uri="http://schemas.openxmlformats.org/drawingml/2006/picture">
                 <pic:pic>
                   <pic:nvPicPr>
-                    <pic:cNvPr descr="../outputs/figures/23_cross_validation_diesel.png" id="51" name="Picture"/>
+                    <pic:cNvPr descr="../outputs/figures/23_cross_validation_diesel.png" id="54" name="Picture"/>
                     <pic:cNvPicPr>
                       <a:picLocks noChangeArrowheads="1" noChangeAspect="1"/>
                     </pic:cNvPicPr>
                   </pic:nvPicPr>
                   <pic:blipFill>
-                    <a:blip r:embed="rId49"/>
+                    <a:blip r:embed="rId52"/>
                     <a:stretch>
                       <a:fillRect/>
                     </a:stretch>
@@ -3010,8 +3065,8 @@
         <w:t xml:space="preserve">rather than one driven by a fixed constraint.</w:t>
       </w:r>
     </w:p>
-    <w:bookmarkEnd w:id="52"/>
-    <w:bookmarkStart w:id="56" w:name="results-learning-curve"/>
+    <w:bookmarkEnd w:id="55"/>
+    <w:bookmarkStart w:id="59" w:name="results-learning-curve"/>
     <w:p>
       <w:pPr>
         <w:pStyle w:val="Heading2"/>
@@ -3325,18 +3380,18 @@
           <wp:inline>
             <wp:extent cx="5334000" cy="3303929"/>
             <wp:effectExtent b="0" l="0" r="0" t="0"/>
-            <wp:docPr descr="Learning curve: MAE and R² vs. training-set size" title="" id="54" name="Picture"/>
+            <wp:docPr descr="Learning curve: MAE and R² vs. training-set size" title="" id="57" name="Picture"/>
             <a:graphic>
               <a:graphicData uri="http://schemas.openxmlformats.org/drawingml/2006/picture">
                 <pic:pic>
                   <pic:nvPicPr>
-                    <pic:cNvPr descr="../outputs/figures/24_learning_curve_diesel.png" id="55" name="Picture"/>
+                    <pic:cNvPr descr="../outputs/figures/24_learning_curve_diesel.png" id="58" name="Picture"/>
                     <pic:cNvPicPr>
                       <a:picLocks noChangeArrowheads="1" noChangeAspect="1"/>
                     </pic:cNvPicPr>
                   </pic:nvPicPr>
                   <pic:blipFill>
-                    <a:blip r:embed="rId53"/>
+                    <a:blip r:embed="rId56"/>
                     <a:stretch>
                       <a:fillRect/>
                     </a:stretch>
@@ -3421,8 +3476,8 @@
         <w:t xml:space="preserve">left for additional training data to capture.</w:t>
       </w:r>
     </w:p>
-    <w:bookmarkEnd w:id="56"/>
-    <w:bookmarkStart w:id="60" w:name="results-permutation-feature-importance"/>
+    <w:bookmarkEnd w:id="59"/>
+    <w:bookmarkStart w:id="63" w:name="results-permutation-feature-importance"/>
     <w:p>
       <w:pPr>
         <w:pStyle w:val="Heading2"/>
@@ -3725,18 +3780,18 @@
           <wp:inline>
             <wp:extent cx="5334000" cy="5004573"/>
             <wp:effectExtent b="0" l="0" r="0" t="0"/>
-            <wp:docPr descr="Permutation feature importance, top 15 features by mean MAE increase" title="" id="58" name="Picture"/>
+            <wp:docPr descr="Permutation feature importance, top 15 features by mean MAE increase" title="" id="61" name="Picture"/>
             <a:graphic>
               <a:graphicData uri="http://schemas.openxmlformats.org/drawingml/2006/picture">
                 <pic:pic>
                   <pic:nvPicPr>
-                    <pic:cNvPr descr="../outputs/figures/25_permutation_importance_diesel.png" id="59" name="Picture"/>
+                    <pic:cNvPr descr="../outputs/figures/25_permutation_importance_diesel.png" id="62" name="Picture"/>
                     <pic:cNvPicPr>
                       <a:picLocks noChangeArrowheads="1" noChangeAspect="1"/>
                     </pic:cNvPicPr>
                   </pic:nvPicPr>
                   <pic:blipFill>
-                    <a:blip r:embed="rId57"/>
+                    <a:blip r:embed="rId60"/>
                     <a:stretch>
                       <a:fillRect/>
                     </a:stretch>
@@ -3843,8 +3898,8 @@
         <w:t xml:space="preserve">deficits, not a pass/fail threshold, drives the ranking.</w:t>
       </w:r>
     </w:p>
-    <w:bookmarkEnd w:id="60"/>
-    <w:bookmarkStart w:id="61" w:name="results-simple-baseline-comparison"/>
+    <w:bookmarkEnd w:id="63"/>
+    <w:bookmarkStart w:id="64" w:name="results-simple-baseline-comparison"/>
     <w:p>
       <w:pPr>
         <w:pStyle w:val="Heading2"/>
@@ -4135,8 +4190,8 @@
         <w:t xml:space="preserve">inputs.</w:t>
       </w:r>
     </w:p>
-    <w:bookmarkEnd w:id="61"/>
-    <w:bookmarkStart w:id="65" w:name="Xbb45e3d72d9f06bc05a60bf2cd70c97a42b3785"/>
+    <w:bookmarkEnd w:id="64"/>
+    <w:bookmarkStart w:id="68" w:name="Xbb45e3d72d9f06bc05a60bf2cd70c97a42b3785"/>
     <w:p>
       <w:pPr>
         <w:pStyle w:val="Heading2"/>
@@ -4702,18 +4757,18 @@
           <wp:inline>
             <wp:extent cx="5334000" cy="5026925"/>
             <wp:effectExtent b="0" l="0" r="0" t="0"/>
-            <wp:docPr descr="How much the AI’s choice leans on diesel vs. the true optimum, per test-split scenario" title="" id="63" name="Picture"/>
+            <wp:docPr descr="How much the AI’s choice leans on diesel vs. the true optimum, per test-split scenario" title="" id="66" name="Picture"/>
             <a:graphic>
               <a:graphicData uri="http://schemas.openxmlformats.org/drawingml/2006/picture">
                 <pic:pic>
                   <pic:nvPicPr>
-                    <pic:cNvPr descr="../outputs/figures/26_lean_on_diesel_diagnostic.png" id="64" name="Picture"/>
+                    <pic:cNvPr descr="../outputs/figures/26_lean_on_diesel_diagnostic.png" id="67" name="Picture"/>
                     <pic:cNvPicPr>
                       <a:picLocks noChangeArrowheads="1" noChangeAspect="1"/>
                     </pic:cNvPicPr>
                   </pic:nvPicPr>
                   <pic:blipFill>
-                    <a:blip r:embed="rId62"/>
+                    <a:blip r:embed="rId65"/>
                     <a:stretch>
                       <a:fillRect/>
                     </a:stretch>
@@ -4814,8 +4869,8 @@
         <w:t xml:space="preserve">by a modest amount, not a large one.</w:t>
       </w:r>
     </w:p>
-    <w:bookmarkEnd w:id="65"/>
-    <w:bookmarkStart w:id="69" w:name="results-cost-sensitivity"/>
+    <w:bookmarkEnd w:id="68"/>
+    <w:bookmarkStart w:id="72" w:name="results-cost-sensitivity"/>
     <w:p>
       <w:pPr>
         <w:pStyle w:val="Heading2"/>
@@ -5128,18 +5183,18 @@
           <wp:inline>
             <wp:extent cx="5334000" cy="3784587"/>
             <wp:effectExtent b="0" l="0" r="0" t="0"/>
-            <wp:docPr descr="Optimal battery size shifts with battery cost — monotonic across all three price points" title="" id="67" name="Picture"/>
+            <wp:docPr descr="Optimal battery size shifts with battery cost — monotonic across all three price points" title="" id="70" name="Picture"/>
             <a:graphic>
               <a:graphicData uri="http://schemas.openxmlformats.org/drawingml/2006/picture">
                 <pic:pic>
                   <pic:nvPicPr>
-                    <pic:cNvPr descr="../outputs/figures/27_optimal_modules_by_cost.png" id="68" name="Picture"/>
+                    <pic:cNvPr descr="../outputs/figures/27_optimal_modules_by_cost.png" id="71" name="Picture"/>
                     <pic:cNvPicPr>
                       <a:picLocks noChangeArrowheads="1" noChangeAspect="1"/>
                     </pic:cNvPicPr>
                   </pic:nvPicPr>
                   <pic:blipFill>
-                    <a:blip r:embed="rId66"/>
+                    <a:blip r:embed="rId69"/>
                     <a:stretch>
                       <a:fillRect/>
                     </a:stretch>
@@ -5224,8 +5279,8 @@
         <w:t xml:space="preserve">battery cost assumption changed materially.</w:t>
       </w:r>
     </w:p>
-    <w:bookmarkEnd w:id="69"/>
-    <w:bookmarkStart w:id="70" w:name="computational-efficiency"/>
+    <w:bookmarkEnd w:id="72"/>
+    <w:bookmarkStart w:id="73" w:name="computational-efficiency"/>
     <w:p>
       <w:pPr>
         <w:pStyle w:val="Heading2"/>
@@ -5522,8 +5577,8 @@
         <w:t xml:space="preserve">evaluating.</w:t>
       </w:r>
     </w:p>
-    <w:bookmarkEnd w:id="70"/>
-    <w:bookmarkStart w:id="71" w:name="discussion-and-limitations"/>
+    <w:bookmarkEnd w:id="73"/>
+    <w:bookmarkStart w:id="74" w:name="discussion-and-limitations"/>
     <w:p>
       <w:pPr>
         <w:pStyle w:val="Heading2"/>
@@ -5782,8 +5837,8 @@
         <w:t xml:space="preserve">over.</w:t>
       </w:r>
     </w:p>
-    <w:bookmarkEnd w:id="71"/>
-    <w:bookmarkStart w:id="72" w:name="conclusion"/>
+    <w:bookmarkEnd w:id="74"/>
+    <w:bookmarkStart w:id="75" w:name="conclusion"/>
     <w:p>
       <w:pPr>
         <w:pStyle w:val="Heading2"/>
@@ -5920,8 +5975,8 @@
         <w:t xml:space="preserve">target is conditioned on the battery cost assumption it was trained under.</w:t>
       </w:r>
     </w:p>
-    <w:bookmarkEnd w:id="72"/>
-    <w:bookmarkEnd w:id="73"/>
+    <w:bookmarkEnd w:id="75"/>
+    <w:bookmarkEnd w:id="76"/>
     <w:sectPr/>
   </w:body>
 </w:document>

--- a/v2/reports/exports/technical_report.docx
+++ b/v2/reports/exports/technical_report.docx
@@ -36,7 +36,7 @@
         </w:p>
       </w:sdtContent>
     </w:sdt>
-    <w:bookmarkStart w:id="76" w:name="X320dbef72c152cb8a69731335d4bee1c5c3117e"/>
+    <w:bookmarkStart w:id="79" w:name="X320dbef72c152cb8a69731335d4bee1c5c3117e"/>
     <w:p>
       <w:pPr>
         <w:pStyle w:val="Heading1"/>
@@ -5280,7 +5280,7 @@
       </w:r>
     </w:p>
     <w:bookmarkEnd w:id="72"/>
-    <w:bookmarkStart w:id="73" w:name="computational-efficiency"/>
+    <w:bookmarkStart w:id="76" w:name="computational-efficiency"/>
     <w:p>
       <w:pPr>
         <w:pStyle w:val="Heading2"/>
@@ -5344,7 +5344,7 @@
           <w:bCs/>
           <w:b/>
         </w:rPr>
-        <w:t xml:space="preserve">0.348 seconds per scenario on average</w:t>
+        <w:t xml:space="preserve">348 milliseconds per scenario on average</w:t>
       </w:r>
       <w:r>
         <w:t xml:space="preserve"> </w:t>
@@ -5356,7 +5356,7 @@
         <w:t xml:space="preserve"> </w:t>
       </w:r>
       <w:r>
-        <w:t xml:space="preserve">scenario dataset, median 0.338s, range 0.276–0.859s).</w:t>
+        <w:t xml:space="preserve">scenario dataset, median 338 ms, range 276–859 ms).</w:t>
       </w:r>
     </w:p>
     <w:p>
@@ -5400,7 +5400,7 @@
           <w:bCs/>
           <w:b/>
         </w:rPr>
-        <w:t xml:space="preserve">0.106 milliseconds per scenario</w:t>
+        <w:t xml:space="preserve">0.107 milliseconds per scenario</w:t>
       </w:r>
       <w:r>
         <w:t xml:space="preserve">,</w:t>
@@ -5419,7 +5419,7 @@
           <w:bCs/>
           <w:b/>
         </w:rPr>
-        <w:t xml:space="preserve">3,300× faster</w:t>
+        <w:t xml:space="preserve">3,250× faster</w:t>
       </w:r>
       <w:r>
         <w:t xml:space="preserve"> </w:t>
@@ -5463,7 +5463,7 @@
           <w:bCs/>
           <w:b/>
         </w:rPr>
-        <w:t xml:space="preserve">~57.6 milliseconds on average</w:t>
+        <w:t xml:space="preserve">~58 milliseconds on average</w:t>
       </w:r>
       <w:r>
         <w:t xml:space="preserve">, dominated by per-call framework</w:t>
@@ -5482,7 +5482,7 @@
           <w:bCs/>
           <w:b/>
         </w:rPr>
-        <w:t xml:space="preserve">~6.0× faster</w:t>
+        <w:t xml:space="preserve">~6× faster</w:t>
       </w:r>
       <w:r>
         <w:t xml:space="preserve"> </w:t>
@@ -5499,7 +5499,128 @@
     </w:p>
     <w:p>
       <w:pPr>
-        <w:pStyle w:val="FirstParagraph"/>
+        <w:pStyle w:val="CaptionedFigure"/>
+      </w:pPr>
+      <w:r>
+        <w:drawing>
+          <wp:inline>
+            <wp:extent cx="5334000" cy="3304467"/>
+            <wp:effectExtent b="0" l="0" r="0" t="0"/>
+            <wp:docPr descr="Computational cost per scenario: mechanistic search vs. neural-network inference, single-call and batched (log scale)" title="" id="74" name="Picture"/>
+            <a:graphic>
+              <a:graphicData uri="http://schemas.openxmlformats.org/drawingml/2006/picture">
+                <pic:pic>
+                  <pic:nvPicPr>
+                    <pic:cNvPr descr="../outputs/figures/28_computational_efficiency.png" id="75" name="Picture"/>
+                    <pic:cNvPicPr>
+                      <a:picLocks noChangeArrowheads="1" noChangeAspect="1"/>
+                    </pic:cNvPicPr>
+                  </pic:nvPicPr>
+                  <pic:blipFill>
+                    <a:blip r:embed="rId73"/>
+                    <a:stretch>
+                      <a:fillRect/>
+                    </a:stretch>
+                  </pic:blipFill>
+                  <pic:spPr bwMode="auto">
+                    <a:xfrm>
+                      <a:off x="0" y="0"/>
+                      <a:ext cx="5334000" cy="3304467"/>
+                    </a:xfrm>
+                    <a:prstGeom prst="rect">
+                      <a:avLst/>
+                    </a:prstGeom>
+                    <a:noFill/>
+                    <a:ln w="9525">
+                      <a:noFill/>
+                      <a:headEnd/>
+                      <a:tailEnd/>
+                    </a:ln>
+                  </pic:spPr>
+                </pic:pic>
+              </a:graphicData>
+            </a:graphic>
+          </wp:inline>
+        </w:drawing>
+      </w:r>
+    </w:p>
+    <w:p>
+      <w:pPr>
+        <w:pStyle w:val="ImageCaption"/>
+      </w:pPr>
+      <w:r>
+        <w:t xml:space="preserve">Computational cost per scenario: mechanistic search vs. neural-network inference, single-call and batched (log scale)</w:t>
+      </w:r>
+    </w:p>
+    <w:p>
+      <w:pPr>
+        <w:pStyle w:val="BodyText"/>
+      </w:pPr>
+      <w:r>
+        <w:t xml:space="preserve">This is also the direct, visual answer to the framing question raised</w:t>
+      </w:r>
+      <w:r>
+        <w:t xml:space="preserve"> </w:t>
+      </w:r>
+      <w:r>
+        <w:t xml:space="preserve">earlier: since the neural network is trained to reproduce the mechanistic</w:t>
+      </w:r>
+      <w:r>
+        <w:t xml:space="preserve"> </w:t>
+      </w:r>
+      <w:r>
+        <w:t xml:space="preserve">model’s own output, it cannot be more</w:t>
+      </w:r>
+      <w:r>
+        <w:t xml:space="preserve"> </w:t>
+      </w:r>
+      <w:r>
+        <w:rPr>
+          <w:iCs/>
+          <w:i/>
+        </w:rPr>
+        <w:t xml:space="preserve">accurate</w:t>
+      </w:r>
+      <w:r>
+        <w:t xml:space="preserve"> </w:t>
+      </w:r>
+      <w:r>
+        <w:t xml:space="preserve">than its reference by</w:t>
+      </w:r>
+      <w:r>
+        <w:t xml:space="preserve"> </w:t>
+      </w:r>
+      <w:r>
+        <w:t xml:space="preserve">construction (§9–§13 establish how close it gets, and how little that</w:t>
+      </w:r>
+      <w:r>
+        <w:t xml:space="preserve"> </w:t>
+      </w:r>
+      <w:r>
+        <w:t xml:space="preserve">remaining gap costs economically) — so the comparison that actually</w:t>
+      </w:r>
+      <w:r>
+        <w:t xml:space="preserve"> </w:t>
+      </w:r>
+      <w:r>
+        <w:t xml:space="preserve">differentiates the two methods, once accuracy is close, is computational</w:t>
+      </w:r>
+      <w:r>
+        <w:t xml:space="preserve"> </w:t>
+      </w:r>
+      <w:r>
+        <w:t xml:space="preserve">cost, and the difference there spans more than three orders of magnitude</w:t>
+      </w:r>
+      <w:r>
+        <w:t xml:space="preserve"> </w:t>
+      </w:r>
+      <w:r>
+        <w:t xml:space="preserve">between the mechanistic search and batched neural-network inference.</w:t>
+      </w:r>
+    </w:p>
+    <w:p>
+      <w:pPr>
+        <w:pStyle w:val="BodyText"/>
       </w:pPr>
       <w:r>
         <w:t xml:space="preserve">The precise, honest claim is therefore the same shape as for a</w:t>
@@ -5514,7 +5635,7 @@
         <w:t xml:space="preserve"> </w:t>
       </w:r>
       <w:r>
-        <w:t xml:space="preserve">but regime-dependent — dramatic (~3,300×) when many scenarios are</w:t>
+        <w:t xml:space="preserve">but regime-dependent — dramatic (~3,250×) when many scenarios are</w:t>
       </w:r>
       <w:r>
         <w:t xml:space="preserve"> </w:t>
@@ -5577,8 +5698,8 @@
         <w:t xml:space="preserve">evaluating.</w:t>
       </w:r>
     </w:p>
-    <w:bookmarkEnd w:id="73"/>
-    <w:bookmarkStart w:id="74" w:name="discussion-and-limitations"/>
+    <w:bookmarkEnd w:id="76"/>
+    <w:bookmarkStart w:id="77" w:name="discussion-and-limitations"/>
     <w:p>
       <w:pPr>
         <w:pStyle w:val="Heading2"/>
@@ -5837,8 +5958,8 @@
         <w:t xml:space="preserve">over.</w:t>
       </w:r>
     </w:p>
-    <w:bookmarkEnd w:id="74"/>
-    <w:bookmarkStart w:id="75" w:name="conclusion"/>
+    <w:bookmarkEnd w:id="77"/>
+    <w:bookmarkStart w:id="78" w:name="conclusion"/>
     <w:p>
       <w:pPr>
         <w:pStyle w:val="Heading2"/>
@@ -5876,7 +5997,7 @@
         <w:t xml:space="preserve"> </w:t>
       </w:r>
       <w:r>
-        <w:t xml:space="preserve">(~3,300×) when evaluating many scenarios at once, more modest (~6×) for</w:t>
+        <w:t xml:space="preserve">(~3,250×) when evaluating many scenarios at once, more modest (~6×) for</w:t>
       </w:r>
       <w:r>
         <w:t xml:space="preserve"> </w:t>
@@ -5975,8 +6096,8 @@
         <w:t xml:space="preserve">target is conditioned on the battery cost assumption it was trained under.</w:t>
       </w:r>
     </w:p>
-    <w:bookmarkEnd w:id="75"/>
-    <w:bookmarkEnd w:id="76"/>
+    <w:bookmarkEnd w:id="78"/>
+    <w:bookmarkEnd w:id="79"/>
     <w:sectPr/>
   </w:body>
 </w:document>

--- a/v2/reports/exports/technical_report.docx
+++ b/v2/reports/exports/technical_report.docx
@@ -36,7 +36,7 @@
         </w:p>
       </w:sdtContent>
     </w:sdt>
-    <w:bookmarkStart w:id="79" w:name="X320dbef72c152cb8a69731335d4bee1c5c3117e"/>
+    <w:bookmarkStart w:id="82" w:name="X320dbef72c152cb8a69731335d4bee1c5c3117e"/>
     <w:p>
       <w:pPr>
         <w:pStyle w:val="Heading1"/>
@@ -779,7 +779,7 @@
       </w:r>
     </w:p>
     <w:bookmarkEnd w:id="26"/>
-    <w:bookmarkStart w:id="27" w:name="Xecf794c691860a9bd0568d1e0fb3458cdeec4e8"/>
+    <w:bookmarkStart w:id="30" w:name="Xecf794c691860a9bd0568d1e0fb3458cdeec4e8"/>
     <w:p>
       <w:pPr>
         <w:pStyle w:val="Heading2"/>
@@ -909,6 +909,93 @@
     </w:p>
     <w:p>
       <w:pPr>
+        <w:pStyle w:val="CaptionedFigure"/>
+      </w:pPr>
+      <w:r>
+        <w:drawing>
+          <wp:inline>
+            <wp:extent cx="5334000" cy="1969247"/>
+            <wp:effectExtent b="0" l="0" r="0" t="0"/>
+            <wp:docPr descr="Hub-height wind-speed distribution at the baseline site and the modelled 1,450 kW turbine’s power curve" title="" id="28" name="Picture"/>
+            <a:graphic>
+              <a:graphicData uri="http://schemas.openxmlformats.org/drawingml/2006/picture">
+                <pic:pic>
+                  <pic:nvPicPr>
+                    <pic:cNvPr descr="../outputs/figures/06_wind_speed_power_curve.png" id="29" name="Picture"/>
+                    <pic:cNvPicPr>
+                      <a:picLocks noChangeArrowheads="1" noChangeAspect="1"/>
+                    </pic:cNvPicPr>
+                  </pic:nvPicPr>
+                  <pic:blipFill>
+                    <a:blip r:embed="rId27"/>
+                    <a:stretch>
+                      <a:fillRect/>
+                    </a:stretch>
+                  </pic:blipFill>
+                  <pic:spPr bwMode="auto">
+                    <a:xfrm>
+                      <a:off x="0" y="0"/>
+                      <a:ext cx="5334000" cy="1969247"/>
+                    </a:xfrm>
+                    <a:prstGeom prst="rect">
+                      <a:avLst/>
+                    </a:prstGeom>
+                    <a:noFill/>
+                    <a:ln w="9525">
+                      <a:noFill/>
+                      <a:headEnd/>
+                      <a:tailEnd/>
+                    </a:ln>
+                  </pic:spPr>
+                </pic:pic>
+              </a:graphicData>
+            </a:graphic>
+          </wp:inline>
+        </w:drawing>
+      </w:r>
+    </w:p>
+    <w:p>
+      <w:pPr>
+        <w:pStyle w:val="ImageCaption"/>
+      </w:pPr>
+      <w:r>
+        <w:t xml:space="preserve">Hub-height wind-speed distribution at the baseline site and the modelled 1,450 kW turbine’s power curve</w:t>
+      </w:r>
+    </w:p>
+    <w:p>
+      <w:pPr>
+        <w:pStyle w:val="BodyText"/>
+      </w:pPr>
+      <w:r>
+        <w:t xml:space="preserve">The site’s hub-height wind speed is concentrated well below the turbine’s</w:t>
+      </w:r>
+      <w:r>
+        <w:t xml:space="preserve"> </w:t>
+      </w:r>
+      <w:r>
+        <w:t xml:space="preserve">11 m/s rated speed (median ≈4 m/s), so the turbine spends most operating</w:t>
+      </w:r>
+      <w:r>
+        <w:t xml:space="preserve"> </w:t>
+      </w:r>
+      <w:r>
+        <w:t xml:space="preserve">hours on the steep, sub-rated part of the curve rather than at its 1,450 kW</w:t>
+      </w:r>
+      <w:r>
+        <w:t xml:space="preserve"> </w:t>
+      </w:r>
+      <w:r>
+        <w:t xml:space="preserve">plateau — wind generation at this site is real but modest relative to</w:t>
+      </w:r>
+      <w:r>
+        <w:t xml:space="preserve"> </w:t>
+      </w:r>
+      <w:r>
+        <w:t xml:space="preserve">nameplate capacity, with PV supplying the larger share of the renewable mix.</w:t>
+      </w:r>
+    </w:p>
+    <w:p>
+      <w:pPr>
         <w:pStyle w:val="BodyText"/>
       </w:pPr>
       <w:r>
@@ -1007,8 +1094,8 @@
         <w:t xml:space="preserve">battery costs to compute total system LCOE.</w:t>
       </w:r>
     </w:p>
-    <w:bookmarkEnd w:id="27"/>
-    <w:bookmarkStart w:id="28" w:name="neural-network-model"/>
+    <w:bookmarkEnd w:id="30"/>
+    <w:bookmarkStart w:id="31" w:name="neural-network-model"/>
     <w:p>
       <w:pPr>
         <w:pStyle w:val="Heading2"/>
@@ -1111,8 +1198,8 @@
         <w:t xml:space="preserve">comes from its top few inputs alone versus genuinely combining all 37.</w:t>
       </w:r>
     </w:p>
-    <w:bookmarkEnd w:id="28"/>
-    <w:bookmarkStart w:id="32" w:name="scenario-dataset"/>
+    <w:bookmarkEnd w:id="31"/>
+    <w:bookmarkStart w:id="35" w:name="scenario-dataset"/>
     <w:p>
       <w:pPr>
         <w:pStyle w:val="Heading2"/>
@@ -1278,18 +1365,18 @@
           <wp:inline>
             <wp:extent cx="5334000" cy="3786417"/>
             <wp:effectExtent b="0" l="0" r="0" t="0"/>
-            <wp:docPr descr="Distribution of mechanistically optimal battery capacities across the 5,000-scenario dataset" title="" id="30" name="Picture"/>
+            <wp:docPr descr="Distribution of mechanistically optimal battery capacities across the 5,000-scenario dataset" title="" id="33" name="Picture"/>
             <a:graphic>
               <a:graphicData uri="http://schemas.openxmlformats.org/drawingml/2006/picture">
                 <pic:pic>
                   <pic:nvPicPr>
-                    <pic:cNvPr descr="../outputs/figures/20_optimal_capacity_distribution_diesel.png" id="31" name="Picture"/>
+                    <pic:cNvPr descr="../outputs/figures/20_optimal_capacity_distribution_diesel.png" id="34" name="Picture"/>
                     <pic:cNvPicPr>
                       <a:picLocks noChangeArrowheads="1" noChangeAspect="1"/>
                     </pic:cNvPicPr>
                   </pic:nvPicPr>
                   <pic:blipFill>
-                    <a:blip r:embed="rId29"/>
+                    <a:blip r:embed="rId32"/>
                     <a:stretch>
                       <a:fillRect/>
                     </a:stretch>
@@ -1324,8 +1411,8 @@
         <w:t xml:space="preserve">Distribution of mechanistically optimal battery capacities across the 5,000-scenario dataset</w:t>
       </w:r>
     </w:p>
-    <w:bookmarkEnd w:id="32"/>
-    <w:bookmarkStart w:id="45" w:name="Xe25291a883deaac517d3527bb2f260604cd68a7"/>
+    <w:bookmarkEnd w:id="35"/>
+    <w:bookmarkStart w:id="48" w:name="Xe25291a883deaac517d3527bb2f260604cd68a7"/>
     <w:p>
       <w:pPr>
         <w:pStyle w:val="Heading2"/>
@@ -1644,18 +1731,18 @@
           <wp:inline>
             <wp:extent cx="5334000" cy="3090701"/>
             <wp:effectExtent b="0" l="0" r="0" t="0"/>
-            <wp:docPr descr="Diesel engaging during a low-renewable week (Dec 25-31, 2023): renewables dip well below load, battery SOC sits near its floor for most of the week, diesel fills the remaining gap" title="" id="34" name="Picture"/>
+            <wp:docPr descr="Diesel engaging during a low-renewable week (Dec 25-31, 2023): renewables dip well below load, battery SOC sits near its floor for most of the week, diesel fills the remaining gap" title="" id="37" name="Picture"/>
             <a:graphic>
               <a:graphicData uri="http://schemas.openxmlformats.org/drawingml/2006/picture">
                 <pic:pic>
                   <pic:nvPicPr>
-                    <pic:cNvPr descr="../outputs/figures/11_diesel_engagement_week.png" id="35" name="Picture"/>
+                    <pic:cNvPr descr="../outputs/figures/11_diesel_engagement_week.png" id="38" name="Picture"/>
                     <pic:cNvPicPr>
                       <a:picLocks noChangeArrowheads="1" noChangeAspect="1"/>
                     </pic:cNvPicPr>
                   </pic:nvPicPr>
                   <pic:blipFill>
-                    <a:blip r:embed="rId33"/>
+                    <a:blip r:embed="rId36"/>
                     <a:stretch>
                       <a:fillRect/>
                     </a:stretch>
@@ -1699,18 +1786,18 @@
           <wp:inline>
             <wp:extent cx="4951216" cy="5403828"/>
             <wp:effectExtent b="0" l="0" r="0" t="0"/>
-            <wp:docPr descr="Annual energy-flow balance: renewable production (direct supply + battery charge + curtailed) and load service (direct supply + battery discharge + diesel), zero unserved" title="" id="37" name="Picture"/>
+            <wp:docPr descr="Annual energy-flow balance: renewable production (direct supply + battery charge + curtailed) and load service (direct supply + battery discharge + diesel), zero unserved" title="" id="40" name="Picture"/>
             <a:graphic>
               <a:graphicData uri="http://schemas.openxmlformats.org/drawingml/2006/picture">
                 <pic:pic>
                   <pic:nvPicPr>
-                    <pic:cNvPr descr="../outputs/figures/12_energy_flow_balance_diesel_hybrid.png" id="38" name="Picture"/>
+                    <pic:cNvPr descr="../outputs/figures/12_energy_flow_balance_diesel_hybrid.png" id="41" name="Picture"/>
                     <pic:cNvPicPr>
                       <a:picLocks noChangeArrowheads="1" noChangeAspect="1"/>
                     </pic:cNvPicPr>
                   </pic:nvPicPr>
                   <pic:blipFill>
-                    <a:blip r:embed="rId36"/>
+                    <a:blip r:embed="rId39"/>
                     <a:stretch>
                       <a:fillRect/>
                     </a:stretch>
@@ -2150,18 +2237,18 @@
           <wp:inline>
             <wp:extent cx="5334000" cy="3980798"/>
             <wp:effectExtent b="0" l="0" r="0" t="0"/>
-            <wp:docPr descr="Renewable share vs. system LCOE across the full 0-80 module candidate sweep, sweet spot marked at the minimum-LCOE point" title="" id="40" name="Picture"/>
+            <wp:docPr descr="Renewable share vs. system LCOE across the full 0-80 module candidate sweep, sweet spot marked at the minimum-LCOE point" title="" id="43" name="Picture"/>
             <a:graphic>
               <a:graphicData uri="http://schemas.openxmlformats.org/drawingml/2006/picture">
                 <pic:pic>
                   <pic:nvPicPr>
-                    <pic:cNvPr descr="../outputs/figures/13_renewable_share_vs_lcoe.png" id="41" name="Picture"/>
+                    <pic:cNvPr descr="../outputs/figures/13_renewable_share_vs_lcoe.png" id="44" name="Picture"/>
                     <pic:cNvPicPr>
                       <a:picLocks noChangeArrowheads="1" noChangeAspect="1"/>
                     </pic:cNvPicPr>
                   </pic:nvPicPr>
                   <pic:blipFill>
-                    <a:blip r:embed="rId39"/>
+                    <a:blip r:embed="rId42"/>
                     <a:stretch>
                       <a:fillRect/>
                     </a:stretch>
@@ -2205,18 +2292,18 @@
           <wp:inline>
             <wp:extent cx="5334000" cy="3303929"/>
             <wp:effectExtent b="0" l="0" r="0" t="0"/>
-            <wp:docPr descr="Battery capacity vs. system LCOE, same sweep: a clean U-shape with the minimum at 6,000 kWh" title="" id="43" name="Picture"/>
+            <wp:docPr descr="Battery capacity vs. system LCOE, same sweep: a clean U-shape with the minimum at 6,000 kWh" title="" id="46" name="Picture"/>
             <a:graphic>
               <a:graphicData uri="http://schemas.openxmlformats.org/drawingml/2006/picture">
                 <pic:pic>
                   <pic:nvPicPr>
-                    <pic:cNvPr descr="../outputs/figures/14_battery_capacity_vs_lcoe.png" id="44" name="Picture"/>
+                    <pic:cNvPr descr="../outputs/figures/14_battery_capacity_vs_lcoe.png" id="47" name="Picture"/>
                     <pic:cNvPicPr>
                       <a:picLocks noChangeArrowheads="1" noChangeAspect="1"/>
                     </pic:cNvPicPr>
                   </pic:nvPicPr>
                   <pic:blipFill>
-                    <a:blip r:embed="rId42"/>
+                    <a:blip r:embed="rId45"/>
                     <a:stretch>
                       <a:fillRect/>
                     </a:stretch>
@@ -2365,8 +2452,8 @@
         <w:t xml:space="preserve">scenario, across the full sampled dataset.</w:t>
       </w:r>
     </w:p>
-    <w:bookmarkEnd w:id="45"/>
-    <w:bookmarkStart w:id="55" w:name="results-accuracy-and-cross-validation"/>
+    <w:bookmarkEnd w:id="48"/>
+    <w:bookmarkStart w:id="58" w:name="results-accuracy-and-cross-validation"/>
     <w:p>
       <w:pPr>
         <w:pStyle w:val="Heading2"/>
@@ -2616,18 +2703,18 @@
           <wp:inline>
             <wp:extent cx="5334000" cy="3303929"/>
             <wp:effectExtent b="0" l="0" r="0" t="0"/>
-            <wp:docPr descr="Neural network training/validation loss curves" title="" id="47" name="Picture"/>
+            <wp:docPr descr="Neural network training/validation loss curves" title="" id="50" name="Picture"/>
             <a:graphic>
               <a:graphicData uri="http://schemas.openxmlformats.org/drawingml/2006/picture">
                 <pic:pic>
                   <pic:nvPicPr>
-                    <pic:cNvPr descr="../outputs/figures/21_training_history_diesel.png" id="48" name="Picture"/>
+                    <pic:cNvPr descr="../outputs/figures/21_training_history_diesel.png" id="51" name="Picture"/>
                     <pic:cNvPicPr>
                       <a:picLocks noChangeArrowheads="1" noChangeAspect="1"/>
                     </pic:cNvPicPr>
                   </pic:nvPicPr>
                   <pic:blipFill>
-                    <a:blip r:embed="rId46"/>
+                    <a:blip r:embed="rId49"/>
                     <a:stretch>
                       <a:fillRect/>
                     </a:stretch>
@@ -2671,18 +2758,18 @@
           <wp:inline>
             <wp:extent cx="5334000" cy="5330984"/>
             <wp:effectExtent b="0" l="0" r="0" t="0"/>
-            <wp:docPr descr="Predicted vs. reference capacity, 1:1 line, R² annotated, 751-scenario test split" title="" id="50" name="Picture"/>
+            <wp:docPr descr="Predicted vs. reference capacity, 1:1 line, R² annotated, 751-scenario test split" title="" id="53" name="Picture"/>
             <a:graphic>
               <a:graphicData uri="http://schemas.openxmlformats.org/drawingml/2006/picture">
                 <pic:pic>
                   <pic:nvPicPr>
-                    <pic:cNvPr descr="../outputs/figures/22_predicted_vs_reference_diesel.png" id="51" name="Picture"/>
+                    <pic:cNvPr descr="../outputs/figures/22_predicted_vs_reference_diesel.png" id="54" name="Picture"/>
                     <pic:cNvPicPr>
                       <a:picLocks noChangeArrowheads="1" noChangeAspect="1"/>
                     </pic:cNvPicPr>
                   </pic:nvPicPr>
                   <pic:blipFill>
-                    <a:blip r:embed="rId49"/>
+                    <a:blip r:embed="rId52"/>
                     <a:stretch>
                       <a:fillRect/>
                     </a:stretch>
@@ -2981,18 +3068,18 @@
           <wp:inline>
             <wp:extent cx="5334000" cy="1943344"/>
             <wp:effectExtent b="0" l="0" r="0" t="0"/>
-            <wp:docPr descr="Cross-validation error bars: MAE, RMSE, and R² (mean ± std, 10 independent splits)" title="" id="53" name="Picture"/>
+            <wp:docPr descr="Cross-validation error bars: MAE, RMSE, and R² (mean ± std, 10 independent splits)" title="" id="56" name="Picture"/>
             <a:graphic>
               <a:graphicData uri="http://schemas.openxmlformats.org/drawingml/2006/picture">
                 <pic:pic>
                   <pic:nvPicPr>
-                    <pic:cNvPr descr="../outputs/figures/23_cross_validation_diesel.png" id="54" name="Picture"/>
+                    <pic:cNvPr descr="../outputs/figures/23_cross_validation_diesel.png" id="57" name="Picture"/>
                     <pic:cNvPicPr>
                       <a:picLocks noChangeArrowheads="1" noChangeAspect="1"/>
                     </pic:cNvPicPr>
                   </pic:nvPicPr>
                   <pic:blipFill>
-                    <a:blip r:embed="rId52"/>
+                    <a:blip r:embed="rId55"/>
                     <a:stretch>
                       <a:fillRect/>
                     </a:stretch>
@@ -3065,8 +3152,8 @@
         <w:t xml:space="preserve">rather than one driven by a fixed constraint.</w:t>
       </w:r>
     </w:p>
-    <w:bookmarkEnd w:id="55"/>
-    <w:bookmarkStart w:id="59" w:name="results-learning-curve"/>
+    <w:bookmarkEnd w:id="58"/>
+    <w:bookmarkStart w:id="62" w:name="results-learning-curve"/>
     <w:p>
       <w:pPr>
         <w:pStyle w:val="Heading2"/>
@@ -3380,18 +3467,18 @@
           <wp:inline>
             <wp:extent cx="5334000" cy="3303929"/>
             <wp:effectExtent b="0" l="0" r="0" t="0"/>
-            <wp:docPr descr="Learning curve: MAE and R² vs. training-set size" title="" id="57" name="Picture"/>
+            <wp:docPr descr="Learning curve: MAE and R² vs. training-set size" title="" id="60" name="Picture"/>
             <a:graphic>
               <a:graphicData uri="http://schemas.openxmlformats.org/drawingml/2006/picture">
                 <pic:pic>
                   <pic:nvPicPr>
-                    <pic:cNvPr descr="../outputs/figures/24_learning_curve_diesel.png" id="58" name="Picture"/>
+                    <pic:cNvPr descr="../outputs/figures/24_learning_curve_diesel.png" id="61" name="Picture"/>
                     <pic:cNvPicPr>
                       <a:picLocks noChangeArrowheads="1" noChangeAspect="1"/>
                     </pic:cNvPicPr>
                   </pic:nvPicPr>
                   <pic:blipFill>
-                    <a:blip r:embed="rId56"/>
+                    <a:blip r:embed="rId59"/>
                     <a:stretch>
                       <a:fillRect/>
                     </a:stretch>
@@ -3476,8 +3563,8 @@
         <w:t xml:space="preserve">left for additional training data to capture.</w:t>
       </w:r>
     </w:p>
-    <w:bookmarkEnd w:id="59"/>
-    <w:bookmarkStart w:id="63" w:name="results-permutation-feature-importance"/>
+    <w:bookmarkEnd w:id="62"/>
+    <w:bookmarkStart w:id="66" w:name="results-permutation-feature-importance"/>
     <w:p>
       <w:pPr>
         <w:pStyle w:val="Heading2"/>
@@ -3780,18 +3867,18 @@
           <wp:inline>
             <wp:extent cx="5334000" cy="5004573"/>
             <wp:effectExtent b="0" l="0" r="0" t="0"/>
-            <wp:docPr descr="Permutation feature importance, top 15 features by mean MAE increase" title="" id="61" name="Picture"/>
+            <wp:docPr descr="Permutation feature importance, top 15 features by mean MAE increase" title="" id="64" name="Picture"/>
             <a:graphic>
               <a:graphicData uri="http://schemas.openxmlformats.org/drawingml/2006/picture">
                 <pic:pic>
                   <pic:nvPicPr>
-                    <pic:cNvPr descr="../outputs/figures/25_permutation_importance_diesel.png" id="62" name="Picture"/>
+                    <pic:cNvPr descr="../outputs/figures/25_permutation_importance_diesel.png" id="65" name="Picture"/>
                     <pic:cNvPicPr>
                       <a:picLocks noChangeArrowheads="1" noChangeAspect="1"/>
                     </pic:cNvPicPr>
                   </pic:nvPicPr>
                   <pic:blipFill>
-                    <a:blip r:embed="rId60"/>
+                    <a:blip r:embed="rId63"/>
                     <a:stretch>
                       <a:fillRect/>
                     </a:stretch>
@@ -3898,8 +3985,8 @@
         <w:t xml:space="preserve">deficits, not a pass/fail threshold, drives the ranking.</w:t>
       </w:r>
     </w:p>
-    <w:bookmarkEnd w:id="63"/>
-    <w:bookmarkStart w:id="64" w:name="results-simple-baseline-comparison"/>
+    <w:bookmarkEnd w:id="66"/>
+    <w:bookmarkStart w:id="67" w:name="results-simple-baseline-comparison"/>
     <w:p>
       <w:pPr>
         <w:pStyle w:val="Heading2"/>
@@ -4190,8 +4277,8 @@
         <w:t xml:space="preserve">inputs.</w:t>
       </w:r>
     </w:p>
-    <w:bookmarkEnd w:id="64"/>
-    <w:bookmarkStart w:id="68" w:name="Xbb45e3d72d9f06bc05a60bf2cd70c97a42b3785"/>
+    <w:bookmarkEnd w:id="67"/>
+    <w:bookmarkStart w:id="71" w:name="Xbb45e3d72d9f06bc05a60bf2cd70c97a42b3785"/>
     <w:p>
       <w:pPr>
         <w:pStyle w:val="Heading2"/>
@@ -4757,18 +4844,18 @@
           <wp:inline>
             <wp:extent cx="5334000" cy="5026925"/>
             <wp:effectExtent b="0" l="0" r="0" t="0"/>
-            <wp:docPr descr="How much the AI’s choice leans on diesel vs. the true optimum, per test-split scenario" title="" id="66" name="Picture"/>
+            <wp:docPr descr="How much the AI’s choice leans on diesel vs. the true optimum, per test-split scenario" title="" id="69" name="Picture"/>
             <a:graphic>
               <a:graphicData uri="http://schemas.openxmlformats.org/drawingml/2006/picture">
                 <pic:pic>
                   <pic:nvPicPr>
-                    <pic:cNvPr descr="../outputs/figures/26_lean_on_diesel_diagnostic.png" id="67" name="Picture"/>
+                    <pic:cNvPr descr="../outputs/figures/26_lean_on_diesel_diagnostic.png" id="70" name="Picture"/>
                     <pic:cNvPicPr>
                       <a:picLocks noChangeArrowheads="1" noChangeAspect="1"/>
                     </pic:cNvPicPr>
                   </pic:nvPicPr>
                   <pic:blipFill>
-                    <a:blip r:embed="rId65"/>
+                    <a:blip r:embed="rId68"/>
                     <a:stretch>
                       <a:fillRect/>
                     </a:stretch>
@@ -4869,8 +4956,8 @@
         <w:t xml:space="preserve">by a modest amount, not a large one.</w:t>
       </w:r>
     </w:p>
-    <w:bookmarkEnd w:id="68"/>
-    <w:bookmarkStart w:id="72" w:name="results-cost-sensitivity"/>
+    <w:bookmarkEnd w:id="71"/>
+    <w:bookmarkStart w:id="75" w:name="results-cost-sensitivity"/>
     <w:p>
       <w:pPr>
         <w:pStyle w:val="Heading2"/>
@@ -5183,18 +5270,18 @@
           <wp:inline>
             <wp:extent cx="5334000" cy="3784587"/>
             <wp:effectExtent b="0" l="0" r="0" t="0"/>
-            <wp:docPr descr="Optimal battery size shifts with battery cost — monotonic across all three price points" title="" id="70" name="Picture"/>
+            <wp:docPr descr="Optimal battery size shifts with battery cost — monotonic across all three price points" title="" id="73" name="Picture"/>
             <a:graphic>
               <a:graphicData uri="http://schemas.openxmlformats.org/drawingml/2006/picture">
                 <pic:pic>
                   <pic:nvPicPr>
-                    <pic:cNvPr descr="../outputs/figures/27_optimal_modules_by_cost.png" id="71" name="Picture"/>
+                    <pic:cNvPr descr="../outputs/figures/27_optimal_modules_by_cost.png" id="74" name="Picture"/>
                     <pic:cNvPicPr>
                       <a:picLocks noChangeArrowheads="1" noChangeAspect="1"/>
                     </pic:cNvPicPr>
                   </pic:nvPicPr>
                   <pic:blipFill>
-                    <a:blip r:embed="rId69"/>
+                    <a:blip r:embed="rId72"/>
                     <a:stretch>
                       <a:fillRect/>
                     </a:stretch>
@@ -5279,8 +5366,8 @@
         <w:t xml:space="preserve">battery cost assumption changed materially.</w:t>
       </w:r>
     </w:p>
-    <w:bookmarkEnd w:id="72"/>
-    <w:bookmarkStart w:id="76" w:name="computational-efficiency"/>
+    <w:bookmarkEnd w:id="75"/>
+    <w:bookmarkStart w:id="79" w:name="computational-efficiency"/>
     <w:p>
       <w:pPr>
         <w:pStyle w:val="Heading2"/>
@@ -5506,18 +5593,18 @@
           <wp:inline>
             <wp:extent cx="5334000" cy="3304467"/>
             <wp:effectExtent b="0" l="0" r="0" t="0"/>
-            <wp:docPr descr="Computational cost per scenario: mechanistic search vs. neural-network inference, single-call and batched (log scale)" title="" id="74" name="Picture"/>
+            <wp:docPr descr="Computational cost per scenario: mechanistic search vs. neural-network inference, single-call and batched (log scale)" title="" id="77" name="Picture"/>
             <a:graphic>
               <a:graphicData uri="http://schemas.openxmlformats.org/drawingml/2006/picture">
                 <pic:pic>
                   <pic:nvPicPr>
-                    <pic:cNvPr descr="../outputs/figures/28_computational_efficiency.png" id="75" name="Picture"/>
+                    <pic:cNvPr descr="../outputs/figures/28_computational_efficiency.png" id="78" name="Picture"/>
                     <pic:cNvPicPr>
                       <a:picLocks noChangeArrowheads="1" noChangeAspect="1"/>
                     </pic:cNvPicPr>
                   </pic:nvPicPr>
                   <pic:blipFill>
-                    <a:blip r:embed="rId73"/>
+                    <a:blip r:embed="rId76"/>
                     <a:stretch>
                       <a:fillRect/>
                     </a:stretch>
@@ -5698,8 +5785,8 @@
         <w:t xml:space="preserve">evaluating.</w:t>
       </w:r>
     </w:p>
-    <w:bookmarkEnd w:id="76"/>
-    <w:bookmarkStart w:id="77" w:name="discussion-and-limitations"/>
+    <w:bookmarkEnd w:id="79"/>
+    <w:bookmarkStart w:id="80" w:name="discussion-and-limitations"/>
     <w:p>
       <w:pPr>
         <w:pStyle w:val="Heading2"/>
@@ -5958,8 +6045,8 @@
         <w:t xml:space="preserve">over.</w:t>
       </w:r>
     </w:p>
-    <w:bookmarkEnd w:id="77"/>
-    <w:bookmarkStart w:id="78" w:name="conclusion"/>
+    <w:bookmarkEnd w:id="80"/>
+    <w:bookmarkStart w:id="81" w:name="conclusion"/>
     <w:p>
       <w:pPr>
         <w:pStyle w:val="Heading2"/>
@@ -6096,8 +6183,8 @@
         <w:t xml:space="preserve">target is conditioned on the battery cost assumption it was trained under.</w:t>
       </w:r>
     </w:p>
-    <w:bookmarkEnd w:id="78"/>
-    <w:bookmarkEnd w:id="79"/>
+    <w:bookmarkEnd w:id="81"/>
+    <w:bookmarkEnd w:id="82"/>
     <w:sectPr/>
   </w:body>
 </w:document>
